--- a/LEARNING/SQL/SQL Interview Questions.docx
+++ b/LEARNING/SQL/SQL Interview Questions.docx
@@ -1,6 +1,6 @@
 
 <file path=word/document.xml><?xml version="1.0" encoding="utf-8"?>
-<w:document xmlns:wpc="http://schemas.microsoft.com/office/word/2010/wordprocessingCanvas" xmlns:mc="http://schemas.openxmlformats.org/markup-compatibility/2006" xmlns:o="urn:schemas-microsoft-com:office:office" xmlns:r="http://schemas.openxmlformats.org/officeDocument/2006/relationships" xmlns:m="http://schemas.openxmlformats.org/officeDocument/2006/math" xmlns:v="urn:schemas-microsoft-com:vml" xmlns:wp14="http://schemas.microsoft.com/office/word/2010/wordprocessingDrawing" xmlns:wp="http://schemas.openxmlformats.org/drawingml/2006/wordprocessingDrawing" xmlns:w10="urn:schemas-microsoft-com:office:word" xmlns:w="http://schemas.openxmlformats.org/wordprocessingml/2006/main" xmlns:w14="http://schemas.microsoft.com/office/word/2010/wordml" xmlns:w15="http://schemas.microsoft.com/office/word/2012/wordml" xmlns:wpg="http://schemas.microsoft.com/office/word/2010/wordprocessingGroup" xmlns:wpi="http://schemas.microsoft.com/office/word/2010/wordprocessingInk" xmlns:wne="http://schemas.microsoft.com/office/word/2006/wordml" xmlns:wps="http://schemas.microsoft.com/office/word/2010/wordprocessingShape" mc:Ignorable="w14 w15 wp14">
+<w:document xmlns:wpc="http://schemas.microsoft.com/office/word/2010/wordprocessingCanvas" xmlns:cx="http://schemas.microsoft.com/office/drawing/2014/chartex" xmlns:cx1="http://schemas.microsoft.com/office/drawing/2015/9/8/chartex" xmlns:cx2="http://schemas.microsoft.com/office/drawing/2015/10/21/chartex" xmlns:cx3="http://schemas.microsoft.com/office/drawing/2016/5/9/chartex" xmlns:cx4="http://schemas.microsoft.com/office/drawing/2016/5/10/chartex" xmlns:cx5="http://schemas.microsoft.com/office/drawing/2016/5/11/chartex" xmlns:cx6="http://schemas.microsoft.com/office/drawing/2016/5/12/chartex" xmlns:cx7="http://schemas.microsoft.com/office/drawing/2016/5/13/chartex" xmlns:cx8="http://schemas.microsoft.com/office/drawing/2016/5/14/chartex" xmlns:mc="http://schemas.openxmlformats.org/markup-compatibility/2006" xmlns:aink="http://schemas.microsoft.com/office/drawing/2016/ink" xmlns:am3d="http://schemas.microsoft.com/office/drawing/2017/model3d" xmlns:o="urn:schemas-microsoft-com:office:office" xmlns:oel="http://schemas.microsoft.com/office/2019/extlst" xmlns:r="http://schemas.openxmlformats.org/officeDocument/2006/relationships" xmlns:m="http://schemas.openxmlformats.org/officeDocument/2006/math" xmlns:v="urn:schemas-microsoft-com:vml" xmlns:wp14="http://schemas.microsoft.com/office/word/2010/wordprocessingDrawing" xmlns:wp="http://schemas.openxmlformats.org/drawingml/2006/wordprocessingDrawing" xmlns:w10="urn:schemas-microsoft-com:office:word" xmlns:w="http://schemas.openxmlformats.org/wordprocessingml/2006/main" xmlns:w14="http://schemas.microsoft.com/office/word/2010/wordml" xmlns:w15="http://schemas.microsoft.com/office/word/2012/wordml" xmlns:w16cex="http://schemas.microsoft.com/office/word/2018/wordml/cex" xmlns:w16cid="http://schemas.microsoft.com/office/word/2016/wordml/cid" xmlns:w16="http://schemas.microsoft.com/office/word/2018/wordml" xmlns:w16du="http://schemas.microsoft.com/office/word/2023/wordml/word16du" xmlns:w16sdtdh="http://schemas.microsoft.com/office/word/2020/wordml/sdtdatahash" xmlns:w16se="http://schemas.microsoft.com/office/word/2015/wordml/symex" xmlns:wpg="http://schemas.microsoft.com/office/word/2010/wordprocessingGroup" xmlns:wpi="http://schemas.microsoft.com/office/word/2010/wordprocessingInk" xmlns:wne="http://schemas.microsoft.com/office/word/2006/wordml" xmlns:wps="http://schemas.microsoft.com/office/word/2010/wordprocessingShape" mc:Ignorable="w14 w15 w16se w16cid w16 w16cex w16sdtdh wp14">
   <w:body>
     <w:p>
       <w:pPr>
@@ -1571,13 +1571,8 @@
       <w:r>
         <w:t xml:space="preserve">Which of the following code deletes node </w:t>
       </w:r>
-      <w:proofErr w:type="gramStart"/>
-      <w:r>
-        <w:t>A</w:t>
-      </w:r>
-      <w:proofErr w:type="gramEnd"/>
-      <w:r>
-        <w:t xml:space="preserve"> using hierarchical data type?</w:t>
+      <w:r>
+        <w:t>A using hierarchical data type?</w:t>
       </w:r>
     </w:p>
     <w:p>
@@ -2153,8 +2148,6 @@
         <w:shd w:val="clear" w:color="auto" w:fill="FFFFFF"/>
         <w:spacing w:after="0" w:line="240" w:lineRule="auto"/>
       </w:pPr>
-      <w:bookmarkStart w:id="0" w:name="_GoBack"/>
-      <w:bookmarkEnd w:id="0"/>
     </w:p>
     <w:p>
       <w:pPr>
@@ -2346,6 +2339,964 @@
       </w:pPr>
       <w:r>
         <w:t>20. C</w:t>
+      </w:r>
+    </w:p>
+    <w:p>
+      <w:pPr>
+        <w:shd w:val="clear" w:color="auto" w:fill="FFFFFF"/>
+        <w:spacing w:after="0" w:line="240" w:lineRule="auto"/>
+      </w:pPr>
+    </w:p>
+    <w:p>
+      <w:pPr>
+        <w:shd w:val="clear" w:color="auto" w:fill="FFFFFF"/>
+        <w:spacing w:after="0" w:line="240" w:lineRule="auto"/>
+      </w:pPr>
+    </w:p>
+    <w:p>
+      <w:pPr>
+        <w:shd w:val="clear" w:color="auto" w:fill="FFFFFF"/>
+        <w:spacing w:after="0" w:line="240" w:lineRule="auto"/>
+      </w:pPr>
+    </w:p>
+    <w:p>
+      <w:pPr>
+        <w:shd w:val="clear" w:color="auto" w:fill="FFFFFF"/>
+        <w:spacing w:after="0" w:line="240" w:lineRule="auto"/>
+      </w:pPr>
+    </w:p>
+    <w:p>
+      <w:pPr>
+        <w:textAlignment w:val="baseline"/>
+        <w:rPr>
+          <w:rFonts w:ascii="Segoe UI" w:hAnsi="Segoe UI" w:cs="Segoe UI"/>
+        </w:rPr>
+      </w:pPr>
+      <w:r>
+        <w:rPr>
+          <w:rStyle w:val="break-words"/>
+          <w:rFonts w:ascii="Segoe UI" w:hAnsi="Segoe UI" w:cs="Segoe UI"/>
+          <w:sz w:val="21"/>
+          <w:szCs w:val="21"/>
+        </w:rPr>
+        <w:t xml:space="preserve">99 </w:t>
+      </w:r>
+      <w:proofErr w:type="spellStart"/>
+      <w:r>
+        <w:rPr>
+          <w:rStyle w:val="break-words"/>
+          <w:rFonts w:ascii="Segoe UI" w:hAnsi="Segoe UI" w:cs="Segoe UI"/>
+          <w:sz w:val="21"/>
+          <w:szCs w:val="21"/>
+        </w:rPr>
+        <w:t>ChatGPT</w:t>
+      </w:r>
+      <w:proofErr w:type="spellEnd"/>
+      <w:r>
+        <w:rPr>
+          <w:rStyle w:val="break-words"/>
+          <w:rFonts w:ascii="Segoe UI" w:hAnsi="Segoe UI" w:cs="Segoe UI"/>
+          <w:sz w:val="21"/>
+          <w:szCs w:val="21"/>
+        </w:rPr>
+        <w:t xml:space="preserve"> tabs → 9 SQL patterns.</w:t>
+      </w:r>
+      <w:r>
+        <w:rPr>
+          <w:rFonts w:ascii="Segoe UI" w:hAnsi="Segoe UI" w:cs="Segoe UI"/>
+          <w:sz w:val="21"/>
+          <w:szCs w:val="21"/>
+        </w:rPr>
+        <w:br/>
+      </w:r>
+      <w:r>
+        <w:rPr>
+          <w:rFonts w:ascii="Segoe UI" w:hAnsi="Segoe UI" w:cs="Segoe UI"/>
+          <w:sz w:val="21"/>
+          <w:szCs w:val="21"/>
+        </w:rPr>
+        <w:br/>
+      </w:r>
+      <w:r>
+        <w:rPr>
+          <w:rStyle w:val="break-words"/>
+          <w:rFonts w:ascii="Segoe UI" w:hAnsi="Segoe UI" w:cs="Segoe UI"/>
+          <w:sz w:val="21"/>
+          <w:szCs w:val="21"/>
+        </w:rPr>
+        <w:t>No more guessing.</w:t>
+      </w:r>
+      <w:r>
+        <w:rPr>
+          <w:rFonts w:ascii="Segoe UI" w:hAnsi="Segoe UI" w:cs="Segoe UI"/>
+          <w:sz w:val="21"/>
+          <w:szCs w:val="21"/>
+        </w:rPr>
+        <w:br/>
+      </w:r>
+      <w:r>
+        <w:rPr>
+          <w:rFonts w:ascii="Segoe UI" w:hAnsi="Segoe UI" w:cs="Segoe UI"/>
+          <w:sz w:val="21"/>
+          <w:szCs w:val="21"/>
+        </w:rPr>
+        <w:br/>
+      </w:r>
+      <w:r>
+        <w:rPr>
+          <w:rStyle w:val="break-words"/>
+          <w:rFonts w:ascii="Segoe UI" w:hAnsi="Segoe UI" w:cs="Segoe UI"/>
+          <w:sz w:val="21"/>
+          <w:szCs w:val="21"/>
+        </w:rPr>
+        <w:t>1) See the problem.</w:t>
+      </w:r>
+      <w:r>
+        <w:rPr>
+          <w:rFonts w:ascii="Segoe UI" w:hAnsi="Segoe UI" w:cs="Segoe UI"/>
+          <w:sz w:val="21"/>
+          <w:szCs w:val="21"/>
+        </w:rPr>
+        <w:br/>
+      </w:r>
+      <w:r>
+        <w:rPr>
+          <w:rStyle w:val="break-words"/>
+          <w:rFonts w:ascii="Segoe UI" w:hAnsi="Segoe UI" w:cs="Segoe UI"/>
+          <w:sz w:val="21"/>
+          <w:szCs w:val="21"/>
+        </w:rPr>
+        <w:t>2) Know the pattern.</w:t>
+      </w:r>
+      <w:r>
+        <w:rPr>
+          <w:rFonts w:ascii="Segoe UI" w:hAnsi="Segoe UI" w:cs="Segoe UI"/>
+          <w:sz w:val="21"/>
+          <w:szCs w:val="21"/>
+        </w:rPr>
+        <w:br/>
+      </w:r>
+      <w:r>
+        <w:rPr>
+          <w:rStyle w:val="break-words"/>
+          <w:rFonts w:ascii="Segoe UI" w:hAnsi="Segoe UI" w:cs="Segoe UI"/>
+          <w:sz w:val="21"/>
+          <w:szCs w:val="21"/>
+        </w:rPr>
+        <w:t>3) Write the query.</w:t>
+      </w:r>
+      <w:r>
+        <w:rPr>
+          <w:rFonts w:ascii="Segoe UI" w:hAnsi="Segoe UI" w:cs="Segoe UI"/>
+          <w:sz w:val="21"/>
+          <w:szCs w:val="21"/>
+        </w:rPr>
+        <w:br/>
+      </w:r>
+      <w:r>
+        <w:rPr>
+          <w:rFonts w:ascii="Segoe UI" w:hAnsi="Segoe UI" w:cs="Segoe UI"/>
+          <w:sz w:val="21"/>
+          <w:szCs w:val="21"/>
+        </w:rPr>
+        <w:br/>
+      </w:r>
+      <w:r>
+        <w:rPr>
+          <w:rStyle w:val="break-words"/>
+          <w:rFonts w:ascii="Segoe UI" w:hAnsi="Segoe UI" w:cs="Segoe UI"/>
+          <w:sz w:val="21"/>
+          <w:szCs w:val="21"/>
+        </w:rPr>
+        <w:t xml:space="preserve">Here are the 9 patterns that solve 90% of SQL problems </w:t>
+      </w:r>
+      <w:r>
+        <w:rPr>
+          <w:rStyle w:val="break-words"/>
+          <w:rFonts w:ascii="Segoe UI Emoji" w:hAnsi="Segoe UI Emoji" w:cs="Segoe UI Emoji"/>
+          <w:sz w:val="21"/>
+          <w:szCs w:val="21"/>
+        </w:rPr>
+        <w:t>👇</w:t>
+      </w:r>
+      <w:r>
+        <w:rPr>
+          <w:rFonts w:ascii="Segoe UI" w:hAnsi="Segoe UI" w:cs="Segoe UI"/>
+          <w:sz w:val="21"/>
+          <w:szCs w:val="21"/>
+        </w:rPr>
+        <w:br/>
+      </w:r>
+      <w:r>
+        <w:rPr>
+          <w:rFonts w:ascii="Segoe UI" w:hAnsi="Segoe UI" w:cs="Segoe UI"/>
+          <w:sz w:val="21"/>
+          <w:szCs w:val="21"/>
+        </w:rPr>
+        <w:br/>
+      </w:r>
+      <w:r>
+        <w:rPr>
+          <w:rStyle w:val="break-words"/>
+          <w:rFonts w:ascii="Segoe UI Emoji" w:hAnsi="Segoe UI Emoji" w:cs="Segoe UI Emoji"/>
+          <w:sz w:val="21"/>
+          <w:szCs w:val="21"/>
+        </w:rPr>
+        <w:t>📊</w:t>
+      </w:r>
+      <w:r>
+        <w:rPr>
+          <w:rStyle w:val="break-words"/>
+          <w:rFonts w:ascii="Segoe UI" w:hAnsi="Segoe UI" w:cs="Segoe UI"/>
+          <w:sz w:val="21"/>
+          <w:szCs w:val="21"/>
+        </w:rPr>
+        <w:t xml:space="preserve"> Data split across columns?</w:t>
+      </w:r>
+      <w:r>
+        <w:rPr>
+          <w:rFonts w:ascii="Segoe UI" w:hAnsi="Segoe UI" w:cs="Segoe UI"/>
+          <w:sz w:val="21"/>
+          <w:szCs w:val="21"/>
+        </w:rPr>
+        <w:br/>
+      </w:r>
+      <w:r>
+        <w:rPr>
+          <w:rStyle w:val="break-words"/>
+          <w:rFonts w:ascii="Segoe UI" w:hAnsi="Segoe UI" w:cs="Segoe UI"/>
+          <w:sz w:val="21"/>
+          <w:szCs w:val="21"/>
+        </w:rPr>
+        <w:t>→ UNION ALL</w:t>
+      </w:r>
+      <w:r>
+        <w:rPr>
+          <w:rFonts w:ascii="Segoe UI" w:hAnsi="Segoe UI" w:cs="Segoe UI"/>
+          <w:sz w:val="21"/>
+          <w:szCs w:val="21"/>
+        </w:rPr>
+        <w:br/>
+      </w:r>
+      <w:r>
+        <w:rPr>
+          <w:rFonts w:ascii="Segoe UI" w:hAnsi="Segoe UI" w:cs="Segoe UI"/>
+          <w:sz w:val="21"/>
+          <w:szCs w:val="21"/>
+        </w:rPr>
+        <w:br/>
+      </w:r>
+      <w:r>
+        <w:rPr>
+          <w:rStyle w:val="break-words"/>
+          <w:rFonts w:ascii="Segoe UI Emoji" w:hAnsi="Segoe UI Emoji" w:cs="Segoe UI Emoji"/>
+          <w:sz w:val="21"/>
+          <w:szCs w:val="21"/>
+        </w:rPr>
+        <w:t>🔄</w:t>
+      </w:r>
+      <w:r>
+        <w:rPr>
+          <w:rStyle w:val="break-words"/>
+          <w:rFonts w:ascii="Segoe UI" w:hAnsi="Segoe UI" w:cs="Segoe UI"/>
+          <w:sz w:val="21"/>
+          <w:szCs w:val="21"/>
+        </w:rPr>
+        <w:t xml:space="preserve"> Compare within same table?</w:t>
+      </w:r>
+      <w:r>
+        <w:rPr>
+          <w:rFonts w:ascii="Segoe UI" w:hAnsi="Segoe UI" w:cs="Segoe UI"/>
+          <w:sz w:val="21"/>
+          <w:szCs w:val="21"/>
+        </w:rPr>
+        <w:br/>
+      </w:r>
+      <w:r>
+        <w:rPr>
+          <w:rStyle w:val="break-words"/>
+          <w:rFonts w:ascii="Segoe UI" w:hAnsi="Segoe UI" w:cs="Segoe UI"/>
+          <w:sz w:val="21"/>
+          <w:szCs w:val="21"/>
+        </w:rPr>
+        <w:t>→ SELF JOIN</w:t>
+      </w:r>
+      <w:r>
+        <w:rPr>
+          <w:rFonts w:ascii="Segoe UI" w:hAnsi="Segoe UI" w:cs="Segoe UI"/>
+          <w:sz w:val="21"/>
+          <w:szCs w:val="21"/>
+        </w:rPr>
+        <w:br/>
+      </w:r>
+      <w:r>
+        <w:rPr>
+          <w:rFonts w:ascii="Segoe UI" w:hAnsi="Segoe UI" w:cs="Segoe UI"/>
+          <w:sz w:val="21"/>
+          <w:szCs w:val="21"/>
+        </w:rPr>
+        <w:br/>
+      </w:r>
+      <w:r>
+        <w:rPr>
+          <w:rStyle w:val="break-words"/>
+          <w:rFonts w:ascii="Segoe UI Emoji" w:hAnsi="Segoe UI Emoji" w:cs="Segoe UI Emoji"/>
+          <w:sz w:val="21"/>
+          <w:szCs w:val="21"/>
+        </w:rPr>
+        <w:t>⏳</w:t>
+      </w:r>
+      <w:r>
+        <w:rPr>
+          <w:rStyle w:val="break-words"/>
+          <w:rFonts w:ascii="Segoe UI" w:hAnsi="Segoe UI" w:cs="Segoe UI"/>
+          <w:sz w:val="21"/>
+          <w:szCs w:val="21"/>
+        </w:rPr>
+        <w:t xml:space="preserve"> Track changes over time?</w:t>
+      </w:r>
+      <w:r>
+        <w:rPr>
+          <w:rFonts w:ascii="Segoe UI" w:hAnsi="Segoe UI" w:cs="Segoe UI"/>
+          <w:sz w:val="21"/>
+          <w:szCs w:val="21"/>
+        </w:rPr>
+        <w:br/>
+      </w:r>
+      <w:r>
+        <w:rPr>
+          <w:rStyle w:val="break-words"/>
+          <w:rFonts w:ascii="Segoe UI" w:hAnsi="Segoe UI" w:cs="Segoe UI"/>
+          <w:sz w:val="21"/>
+          <w:szCs w:val="21"/>
+        </w:rPr>
+        <w:t>→ LAG/LEAD</w:t>
+      </w:r>
+      <w:r>
+        <w:rPr>
+          <w:rFonts w:ascii="Segoe UI" w:hAnsi="Segoe UI" w:cs="Segoe UI"/>
+          <w:sz w:val="21"/>
+          <w:szCs w:val="21"/>
+        </w:rPr>
+        <w:br/>
+      </w:r>
+      <w:r>
+        <w:rPr>
+          <w:rFonts w:ascii="Segoe UI" w:hAnsi="Segoe UI" w:cs="Segoe UI"/>
+          <w:sz w:val="21"/>
+          <w:szCs w:val="21"/>
+        </w:rPr>
+        <w:br/>
+      </w:r>
+      <w:r>
+        <w:rPr>
+          <w:rStyle w:val="break-words"/>
+          <w:rFonts w:ascii="Segoe UI Emoji" w:hAnsi="Segoe UI Emoji" w:cs="Segoe UI Emoji"/>
+          <w:sz w:val="21"/>
+          <w:szCs w:val="21"/>
+        </w:rPr>
+        <w:lastRenderedPageBreak/>
+        <w:t>📍</w:t>
+      </w:r>
+      <w:r>
+        <w:rPr>
+          <w:rStyle w:val="break-words"/>
+          <w:rFonts w:ascii="Segoe UI" w:hAnsi="Segoe UI" w:cs="Segoe UI"/>
+          <w:sz w:val="21"/>
+          <w:szCs w:val="21"/>
+        </w:rPr>
+        <w:t xml:space="preserve"> First/last occurrence?</w:t>
+      </w:r>
+      <w:r>
+        <w:rPr>
+          <w:rFonts w:ascii="Segoe UI" w:hAnsi="Segoe UI" w:cs="Segoe UI"/>
+          <w:sz w:val="21"/>
+          <w:szCs w:val="21"/>
+        </w:rPr>
+        <w:br/>
+      </w:r>
+      <w:r>
+        <w:rPr>
+          <w:rStyle w:val="break-words"/>
+          <w:rFonts w:ascii="Segoe UI" w:hAnsi="Segoe UI" w:cs="Segoe UI"/>
+          <w:sz w:val="21"/>
+          <w:szCs w:val="21"/>
+        </w:rPr>
+        <w:t>→ MIN/MAX + GROUP BY</w:t>
+      </w:r>
+      <w:r>
+        <w:rPr>
+          <w:rFonts w:ascii="Segoe UI" w:hAnsi="Segoe UI" w:cs="Segoe UI"/>
+          <w:sz w:val="21"/>
+          <w:szCs w:val="21"/>
+        </w:rPr>
+        <w:br/>
+      </w:r>
+      <w:r>
+        <w:rPr>
+          <w:rFonts w:ascii="Segoe UI" w:hAnsi="Segoe UI" w:cs="Segoe UI"/>
+          <w:sz w:val="21"/>
+          <w:szCs w:val="21"/>
+        </w:rPr>
+        <w:br/>
+      </w:r>
+      <w:r>
+        <w:rPr>
+          <w:rStyle w:val="break-words"/>
+          <w:rFonts w:ascii="Segoe UI Emoji" w:hAnsi="Segoe UI Emoji" w:cs="Segoe UI Emoji"/>
+          <w:sz w:val="21"/>
+          <w:szCs w:val="21"/>
+        </w:rPr>
+        <w:t>⚡</w:t>
+      </w:r>
+      <w:r>
+        <w:rPr>
+          <w:rStyle w:val="break-words"/>
+          <w:rFonts w:ascii="Segoe UI" w:hAnsi="Segoe UI" w:cs="Segoe UI"/>
+          <w:sz w:val="21"/>
+          <w:szCs w:val="21"/>
+        </w:rPr>
+        <w:t xml:space="preserve"> Complex multi-step transformation?</w:t>
+      </w:r>
+      <w:r>
+        <w:rPr>
+          <w:rFonts w:ascii="Segoe UI" w:hAnsi="Segoe UI" w:cs="Segoe UI"/>
+          <w:sz w:val="21"/>
+          <w:szCs w:val="21"/>
+        </w:rPr>
+        <w:br/>
+      </w:r>
+      <w:r>
+        <w:rPr>
+          <w:rStyle w:val="break-words"/>
+          <w:rFonts w:ascii="Segoe UI" w:hAnsi="Segoe UI" w:cs="Segoe UI"/>
+          <w:sz w:val="21"/>
+          <w:szCs w:val="21"/>
+        </w:rPr>
+        <w:t>→ CTE LAYERING</w:t>
+      </w:r>
+      <w:r>
+        <w:rPr>
+          <w:rFonts w:ascii="Segoe UI" w:hAnsi="Segoe UI" w:cs="Segoe UI"/>
+          <w:sz w:val="21"/>
+          <w:szCs w:val="21"/>
+        </w:rPr>
+        <w:br/>
+      </w:r>
+      <w:r>
+        <w:rPr>
+          <w:rFonts w:ascii="Segoe UI" w:hAnsi="Segoe UI" w:cs="Segoe UI"/>
+          <w:sz w:val="21"/>
+          <w:szCs w:val="21"/>
+        </w:rPr>
+        <w:br/>
+      </w:r>
+      <w:r>
+        <w:rPr>
+          <w:rStyle w:val="break-words"/>
+          <w:rFonts w:ascii="Segoe UI Emoji" w:hAnsi="Segoe UI Emoji" w:cs="Segoe UI Emoji"/>
+          <w:sz w:val="21"/>
+          <w:szCs w:val="21"/>
+        </w:rPr>
+        <w:t>🏆</w:t>
+      </w:r>
+      <w:r>
+        <w:rPr>
+          <w:rStyle w:val="break-words"/>
+          <w:rFonts w:ascii="Segoe UI" w:hAnsi="Segoe UI" w:cs="Segoe UI"/>
+          <w:sz w:val="21"/>
+          <w:szCs w:val="21"/>
+        </w:rPr>
+        <w:t xml:space="preserve"> Top N per group?</w:t>
+      </w:r>
+      <w:r>
+        <w:rPr>
+          <w:rFonts w:ascii="Segoe UI" w:hAnsi="Segoe UI" w:cs="Segoe UI"/>
+          <w:sz w:val="21"/>
+          <w:szCs w:val="21"/>
+        </w:rPr>
+        <w:br/>
+      </w:r>
+      <w:r>
+        <w:rPr>
+          <w:rStyle w:val="break-words"/>
+          <w:rFonts w:ascii="Segoe UI" w:hAnsi="Segoe UI" w:cs="Segoe UI"/>
+          <w:sz w:val="21"/>
+          <w:szCs w:val="21"/>
+        </w:rPr>
+        <w:t>→ WINDOW FUNCTIONS (RANK)</w:t>
+      </w:r>
+      <w:r>
+        <w:rPr>
+          <w:rFonts w:ascii="Segoe UI" w:hAnsi="Segoe UI" w:cs="Segoe UI"/>
+          <w:sz w:val="21"/>
+          <w:szCs w:val="21"/>
+        </w:rPr>
+        <w:br/>
+      </w:r>
+      <w:r>
+        <w:rPr>
+          <w:rFonts w:ascii="Segoe UI" w:hAnsi="Segoe UI" w:cs="Segoe UI"/>
+          <w:sz w:val="21"/>
+          <w:szCs w:val="21"/>
+        </w:rPr>
+        <w:br/>
+      </w:r>
+      <w:r>
+        <w:rPr>
+          <w:rStyle w:val="break-words"/>
+          <w:rFonts w:ascii="Segoe UI Emoji" w:hAnsi="Segoe UI Emoji" w:cs="Segoe UI Emoji"/>
+          <w:sz w:val="21"/>
+          <w:szCs w:val="21"/>
+        </w:rPr>
+        <w:t>📈</w:t>
+      </w:r>
+      <w:r>
+        <w:rPr>
+          <w:rStyle w:val="break-words"/>
+          <w:rFonts w:ascii="Segoe UI" w:hAnsi="Segoe UI" w:cs="Segoe UI"/>
+          <w:sz w:val="21"/>
+          <w:szCs w:val="21"/>
+        </w:rPr>
+        <w:t xml:space="preserve"> Running totals or averages?</w:t>
+      </w:r>
+      <w:r>
+        <w:rPr>
+          <w:rFonts w:ascii="Segoe UI" w:hAnsi="Segoe UI" w:cs="Segoe UI"/>
+          <w:sz w:val="21"/>
+          <w:szCs w:val="21"/>
+        </w:rPr>
+        <w:br/>
+      </w:r>
+      <w:r>
+        <w:rPr>
+          <w:rStyle w:val="break-words"/>
+          <w:rFonts w:ascii="Segoe UI" w:hAnsi="Segoe UI" w:cs="Segoe UI"/>
+          <w:sz w:val="21"/>
+          <w:szCs w:val="21"/>
+        </w:rPr>
+        <w:t>→ RUNNING AGGREGATES</w:t>
+      </w:r>
+      <w:r>
+        <w:rPr>
+          <w:rFonts w:ascii="Segoe UI" w:hAnsi="Segoe UI" w:cs="Segoe UI"/>
+          <w:sz w:val="21"/>
+          <w:szCs w:val="21"/>
+        </w:rPr>
+        <w:br/>
+      </w:r>
+      <w:r>
+        <w:rPr>
+          <w:rFonts w:ascii="Segoe UI" w:hAnsi="Segoe UI" w:cs="Segoe UI"/>
+          <w:sz w:val="21"/>
+          <w:szCs w:val="21"/>
+        </w:rPr>
+        <w:br/>
+      </w:r>
+      <w:r>
+        <w:rPr>
+          <w:rStyle w:val="break-words"/>
+          <w:rFonts w:ascii="Segoe UI" w:hAnsi="Segoe UI" w:cs="Segoe UI"/>
+          <w:sz w:val="21"/>
+          <w:szCs w:val="21"/>
+        </w:rPr>
+        <w:t>↔️ Rows need to become columns?</w:t>
+      </w:r>
+      <w:r>
+        <w:rPr>
+          <w:rFonts w:ascii="Segoe UI" w:hAnsi="Segoe UI" w:cs="Segoe UI"/>
+          <w:sz w:val="21"/>
+          <w:szCs w:val="21"/>
+        </w:rPr>
+        <w:br/>
+      </w:r>
+      <w:r>
+        <w:rPr>
+          <w:rStyle w:val="break-words"/>
+          <w:rFonts w:ascii="Segoe UI" w:hAnsi="Segoe UI" w:cs="Segoe UI"/>
+          <w:sz w:val="21"/>
+          <w:szCs w:val="21"/>
+        </w:rPr>
+        <w:t>→ PIVOT LOGIC (CASE + SUM)</w:t>
+      </w:r>
+      <w:r>
+        <w:rPr>
+          <w:rFonts w:ascii="Segoe UI" w:hAnsi="Segoe UI" w:cs="Segoe UI"/>
+          <w:sz w:val="21"/>
+          <w:szCs w:val="21"/>
+        </w:rPr>
+        <w:br/>
+      </w:r>
+      <w:r>
+        <w:rPr>
+          <w:rFonts w:ascii="Segoe UI" w:hAnsi="Segoe UI" w:cs="Segoe UI"/>
+          <w:sz w:val="21"/>
+          <w:szCs w:val="21"/>
+        </w:rPr>
+        <w:br/>
+      </w:r>
+      <w:r>
+        <w:rPr>
+          <w:rStyle w:val="break-words"/>
+          <w:rFonts w:ascii="Segoe UI Emoji" w:hAnsi="Segoe UI Emoji" w:cs="Segoe UI Emoji"/>
+          <w:sz w:val="21"/>
+          <w:szCs w:val="21"/>
+        </w:rPr>
+        <w:t>🎯</w:t>
+      </w:r>
+      <w:r>
+        <w:rPr>
+          <w:rStyle w:val="break-words"/>
+          <w:rFonts w:ascii="Segoe UI" w:hAnsi="Segoe UI" w:cs="Segoe UI"/>
+          <w:sz w:val="21"/>
+          <w:szCs w:val="21"/>
+        </w:rPr>
+        <w:t xml:space="preserve"> Multiple counts, different conditions?</w:t>
+      </w:r>
+      <w:r>
+        <w:rPr>
+          <w:rFonts w:ascii="Segoe UI" w:hAnsi="Segoe UI" w:cs="Segoe UI"/>
+          <w:sz w:val="21"/>
+          <w:szCs w:val="21"/>
+        </w:rPr>
+        <w:br/>
+      </w:r>
+      <w:r>
+        <w:rPr>
+          <w:rStyle w:val="break-words"/>
+          <w:rFonts w:ascii="Segoe UI" w:hAnsi="Segoe UI" w:cs="Segoe UI"/>
+          <w:sz w:val="21"/>
+          <w:szCs w:val="21"/>
+        </w:rPr>
+        <w:t>→ CONDITIONAL AGGREGATION</w:t>
+      </w:r>
+      <w:r>
+        <w:rPr>
+          <w:rFonts w:ascii="Segoe UI" w:hAnsi="Segoe UI" w:cs="Segoe UI"/>
+          <w:sz w:val="21"/>
+          <w:szCs w:val="21"/>
+        </w:rPr>
+        <w:br/>
+      </w:r>
+      <w:r>
+        <w:rPr>
+          <w:rFonts w:ascii="Segoe UI" w:hAnsi="Segoe UI" w:cs="Segoe UI"/>
+          <w:sz w:val="21"/>
+          <w:szCs w:val="21"/>
+        </w:rPr>
+        <w:br/>
+      </w:r>
+      <w:r>
+        <w:rPr>
+          <w:rStyle w:val="break-words"/>
+          <w:rFonts w:ascii="Segoe UI" w:hAnsi="Segoe UI" w:cs="Segoe UI"/>
+          <w:sz w:val="21"/>
+          <w:szCs w:val="21"/>
+        </w:rPr>
+        <w:t>The moment this clicked for me -</w:t>
+      </w:r>
+      <w:r>
+        <w:rPr>
+          <w:rFonts w:ascii="Segoe UI" w:hAnsi="Segoe UI" w:cs="Segoe UI"/>
+          <w:sz w:val="21"/>
+          <w:szCs w:val="21"/>
+        </w:rPr>
+        <w:br/>
+      </w:r>
+      <w:r>
+        <w:rPr>
+          <w:rStyle w:val="break-words"/>
+          <w:rFonts w:ascii="Segoe UI" w:hAnsi="Segoe UI" w:cs="Segoe UI"/>
+          <w:sz w:val="21"/>
+          <w:szCs w:val="21"/>
+        </w:rPr>
+        <w:t>I stopped asking "what's the syntax?"</w:t>
+      </w:r>
+      <w:r>
+        <w:rPr>
+          <w:rFonts w:ascii="Segoe UI" w:hAnsi="Segoe UI" w:cs="Segoe UI"/>
+          <w:sz w:val="21"/>
+          <w:szCs w:val="21"/>
+        </w:rPr>
+        <w:br/>
+      </w:r>
+      <w:r>
+        <w:rPr>
+          <w:rStyle w:val="break-words"/>
+          <w:rFonts w:ascii="Segoe UI" w:hAnsi="Segoe UI" w:cs="Segoe UI"/>
+          <w:sz w:val="21"/>
+          <w:szCs w:val="21"/>
+        </w:rPr>
+        <w:t>I started asking "which pattern is this?"</w:t>
+      </w:r>
+      <w:r>
+        <w:rPr>
+          <w:rFonts w:ascii="Segoe UI" w:hAnsi="Segoe UI" w:cs="Segoe UI"/>
+          <w:sz w:val="21"/>
+          <w:szCs w:val="21"/>
+        </w:rPr>
+        <w:br/>
+      </w:r>
+      <w:r>
+        <w:rPr>
+          <w:rFonts w:ascii="Segoe UI" w:hAnsi="Segoe UI" w:cs="Segoe UI"/>
+          <w:sz w:val="21"/>
+          <w:szCs w:val="21"/>
+        </w:rPr>
+        <w:br/>
+      </w:r>
+      <w:r>
+        <w:rPr>
+          <w:rStyle w:val="break-words"/>
+          <w:rFonts w:ascii="Segoe UI" w:hAnsi="Segoe UI" w:cs="Segoe UI"/>
+          <w:sz w:val="21"/>
+          <w:szCs w:val="21"/>
+        </w:rPr>
+        <w:t xml:space="preserve">That one shift made me 10x faster. </w:t>
+      </w:r>
+      <w:r>
+        <w:rPr>
+          <w:rStyle w:val="break-words"/>
+          <w:rFonts w:ascii="Segoe UI Emoji" w:hAnsi="Segoe UI Emoji" w:cs="Segoe UI Emoji"/>
+          <w:sz w:val="21"/>
+          <w:szCs w:val="21"/>
+        </w:rPr>
+        <w:t>🚀</w:t>
+      </w:r>
+      <w:r>
+        <w:rPr>
+          <w:rFonts w:ascii="Segoe UI" w:hAnsi="Segoe UI" w:cs="Segoe UI"/>
+          <w:sz w:val="21"/>
+          <w:szCs w:val="21"/>
+        </w:rPr>
+        <w:br/>
+      </w:r>
+      <w:r>
+        <w:rPr>
+          <w:rFonts w:ascii="Segoe UI" w:hAnsi="Segoe UI" w:cs="Segoe UI"/>
+          <w:sz w:val="21"/>
+          <w:szCs w:val="21"/>
+        </w:rPr>
+        <w:br/>
+      </w:r>
+      <w:r>
+        <w:rPr>
+          <w:rStyle w:val="break-words"/>
+          <w:rFonts w:ascii="Segoe UI" w:hAnsi="Segoe UI" w:cs="Segoe UI"/>
+          <w:sz w:val="21"/>
+          <w:szCs w:val="21"/>
+        </w:rPr>
+        <w:t>---</w:t>
+      </w:r>
+      <w:r>
+        <w:rPr>
+          <w:rFonts w:ascii="Segoe UI" w:hAnsi="Segoe UI" w:cs="Segoe UI"/>
+          <w:sz w:val="21"/>
+          <w:szCs w:val="21"/>
+        </w:rPr>
+        <w:br/>
+      </w:r>
+      <w:r>
+        <w:rPr>
+          <w:rFonts w:ascii="Segoe UI" w:hAnsi="Segoe UI" w:cs="Segoe UI"/>
+          <w:sz w:val="21"/>
+          <w:szCs w:val="21"/>
+        </w:rPr>
+        <w:br/>
+      </w:r>
+      <w:r>
+        <w:rPr>
+          <w:rStyle w:val="break-words"/>
+          <w:rFonts w:ascii="Segoe UI Emoji" w:hAnsi="Segoe UI Emoji" w:cs="Segoe UI Emoji"/>
+          <w:sz w:val="21"/>
+          <w:szCs w:val="21"/>
+        </w:rPr>
+        <w:t>♻️</w:t>
+      </w:r>
+      <w:r>
+        <w:rPr>
+          <w:rStyle w:val="break-words"/>
+          <w:rFonts w:ascii="Segoe UI" w:hAnsi="Segoe UI" w:cs="Segoe UI"/>
+          <w:sz w:val="21"/>
+          <w:szCs w:val="21"/>
+        </w:rPr>
+        <w:t xml:space="preserve"> Repost it to help your network learn SQL the EASY way!</w:t>
+      </w:r>
+      <w:r>
+        <w:rPr>
+          <w:rFonts w:ascii="Segoe UI" w:hAnsi="Segoe UI" w:cs="Segoe UI"/>
+          <w:sz w:val="21"/>
+          <w:szCs w:val="21"/>
+        </w:rPr>
+        <w:br/>
+      </w:r>
+      <w:r>
+        <w:rPr>
+          <w:rFonts w:ascii="Segoe UI" w:hAnsi="Segoe UI" w:cs="Segoe UI"/>
+          <w:sz w:val="21"/>
+          <w:szCs w:val="21"/>
+        </w:rPr>
+        <w:br/>
+      </w:r>
+      <w:r>
+        <w:rPr>
+          <w:rStyle w:val="break-words"/>
+          <w:rFonts w:ascii="Segoe UI Emoji" w:hAnsi="Segoe UI Emoji" w:cs="Segoe UI Emoji"/>
+          <w:sz w:val="21"/>
+          <w:szCs w:val="21"/>
+        </w:rPr>
+        <w:t>🔔</w:t>
+      </w:r>
+      <w:r>
+        <w:rPr>
+          <w:rStyle w:val="break-words"/>
+          <w:rFonts w:ascii="Segoe UI" w:hAnsi="Segoe UI" w:cs="Segoe UI"/>
+          <w:sz w:val="21"/>
+          <w:szCs w:val="21"/>
+        </w:rPr>
+        <w:t xml:space="preserve"> FOLLOW + Hit the bell here, (</w:t>
+      </w:r>
+      <w:r>
+        <w:rPr>
+          <w:rStyle w:val="white-space-pre"/>
+          <w:rFonts w:ascii="Segoe UI" w:hAnsi="Segoe UI" w:cs="Segoe UI"/>
+          <w:sz w:val="21"/>
+          <w:szCs w:val="21"/>
+        </w:rPr>
+        <w:t xml:space="preserve"> </w:t>
+      </w:r>
+      <w:hyperlink r:id="rId6" w:history="1">
+        <w:proofErr w:type="spellStart"/>
+        <w:r>
+          <w:rPr>
+            <w:rStyle w:val="Hyperlink"/>
+            <w:rFonts w:ascii="Segoe UI" w:hAnsi="Segoe UI" w:cs="Segoe UI"/>
+            <w:b/>
+            <w:bCs/>
+            <w:color w:val="0A66C2"/>
+            <w:sz w:val="21"/>
+            <w:szCs w:val="21"/>
+            <w:bdr w:val="none" w:sz="0" w:space="0" w:color="auto" w:frame="1"/>
+          </w:rPr>
+          <w:t>Anandnarayanan</w:t>
+        </w:r>
+        <w:proofErr w:type="spellEnd"/>
+        <w:r>
+          <w:rPr>
+            <w:rStyle w:val="Hyperlink"/>
+            <w:rFonts w:ascii="Segoe UI" w:hAnsi="Segoe UI" w:cs="Segoe UI"/>
+            <w:b/>
+            <w:bCs/>
+            <w:color w:val="0A66C2"/>
+            <w:sz w:val="21"/>
+            <w:szCs w:val="21"/>
+            <w:bdr w:val="none" w:sz="0" w:space="0" w:color="auto" w:frame="1"/>
+          </w:rPr>
+          <w:t xml:space="preserve"> S</w:t>
+        </w:r>
+      </w:hyperlink>
+      <w:r>
+        <w:rPr>
+          <w:rStyle w:val="white-space-pre"/>
+          <w:rFonts w:ascii="Segoe UI" w:hAnsi="Segoe UI" w:cs="Segoe UI"/>
+          <w:sz w:val="21"/>
+          <w:szCs w:val="21"/>
+        </w:rPr>
+        <w:t xml:space="preserve"> </w:t>
+      </w:r>
+      <w:r>
+        <w:rPr>
+          <w:rStyle w:val="break-words"/>
+          <w:rFonts w:ascii="Segoe UI" w:hAnsi="Segoe UI" w:cs="Segoe UI"/>
+          <w:sz w:val="21"/>
+          <w:szCs w:val="21"/>
+        </w:rPr>
+        <w:t>) for daily SQL shortcuts that actually stick.</w:t>
+      </w:r>
+    </w:p>
+    <w:p>
+      <w:pPr>
+        <w:textAlignment w:val="baseline"/>
+        <w:rPr>
+          <w:rFonts w:ascii="Segoe UI" w:hAnsi="Segoe UI" w:cs="Segoe UI"/>
+        </w:rPr>
+      </w:pPr>
+      <w:r>
+        <w:rPr>
+          <w:rStyle w:val="visually-hidden"/>
+          <w:rFonts w:ascii="Segoe UI" w:hAnsi="Segoe UI" w:cs="Segoe UI"/>
+          <w:sz w:val="20"/>
+          <w:szCs w:val="20"/>
+          <w:bdr w:val="none" w:sz="0" w:space="0" w:color="auto" w:frame="1"/>
+        </w:rPr>
+        <w:t>Activate to view larger image,</w:t>
+      </w:r>
+    </w:p>
+    <w:p>
+      <w:pPr>
+        <w:textAlignment w:val="baseline"/>
+        <w:rPr>
+          <w:rFonts w:ascii="Segoe UI" w:hAnsi="Segoe UI" w:cs="Segoe UI"/>
+          <w:sz w:val="20"/>
+          <w:szCs w:val="20"/>
+        </w:rPr>
+      </w:pPr>
+      <w:r>
+        <w:rPr>
+          <w:rFonts w:ascii="Segoe UI" w:hAnsi="Segoe UI" w:cs="Segoe UI"/>
+          <w:noProof/>
+          <w:sz w:val="20"/>
+          <w:szCs w:val="20"/>
+        </w:rPr>
+        <w:lastRenderedPageBreak/>
+        <w:drawing>
+          <wp:inline distT="0" distB="0" distL="0" distR="0" wp14:anchorId="3C0A72A3" wp14:editId="6499BB38">
+            <wp:extent cx="5711825" cy="7143115"/>
+            <wp:effectExtent l="0" t="0" r="3175" b="635"/>
+            <wp:docPr id="1430728249" name="Picture 1" descr="View image"/>
+            <wp:cNvGraphicFramePr>
+              <a:graphicFrameLocks xmlns:a="http://schemas.openxmlformats.org/drawingml/2006/main" noChangeAspect="1"/>
+            </wp:cNvGraphicFramePr>
+            <a:graphic xmlns:a="http://schemas.openxmlformats.org/drawingml/2006/main">
+              <a:graphicData uri="http://schemas.openxmlformats.org/drawingml/2006/picture">
+                <pic:pic xmlns:pic="http://schemas.openxmlformats.org/drawingml/2006/picture">
+                  <pic:nvPicPr>
+                    <pic:cNvPr id="0" name="ember57" descr="View image"/>
+                    <pic:cNvPicPr>
+                      <a:picLocks noChangeAspect="1" noChangeArrowheads="1"/>
+                    </pic:cNvPicPr>
+                  </pic:nvPicPr>
+                  <pic:blipFill>
+                    <a:blip r:embed="rId7">
+                      <a:extLst>
+                        <a:ext uri="{28A0092B-C50C-407E-A947-70E740481C1C}">
+                          <a14:useLocalDpi xmlns:a14="http://schemas.microsoft.com/office/drawing/2010/main" val="0"/>
+                        </a:ext>
+                      </a:extLst>
+                    </a:blip>
+                    <a:srcRect/>
+                    <a:stretch>
+                      <a:fillRect/>
+                    </a:stretch>
+                  </pic:blipFill>
+                  <pic:spPr bwMode="auto">
+                    <a:xfrm>
+                      <a:off x="0" y="0"/>
+                      <a:ext cx="5711825" cy="7143115"/>
+                    </a:xfrm>
+                    <a:prstGeom prst="rect">
+                      <a:avLst/>
+                    </a:prstGeom>
+                    <a:noFill/>
+                    <a:ln>
+                      <a:noFill/>
+                    </a:ln>
+                  </pic:spPr>
+                </pic:pic>
+              </a:graphicData>
+            </a:graphic>
+          </wp:inline>
+        </w:drawing>
       </w:r>
     </w:p>
     <w:p>
@@ -2365,8 +3316,8 @@
 </file>
 
 <file path=word/numbering.xml><?xml version="1.0" encoding="utf-8"?>
-<w:numbering xmlns:wpc="http://schemas.microsoft.com/office/word/2010/wordprocessingCanvas" xmlns:mc="http://schemas.openxmlformats.org/markup-compatibility/2006" xmlns:o="urn:schemas-microsoft-com:office:office" xmlns:r="http://schemas.openxmlformats.org/officeDocument/2006/relationships" xmlns:m="http://schemas.openxmlformats.org/officeDocument/2006/math" xmlns:v="urn:schemas-microsoft-com:vml" xmlns:wp14="http://schemas.microsoft.com/office/word/2010/wordprocessingDrawing" xmlns:wp="http://schemas.openxmlformats.org/drawingml/2006/wordprocessingDrawing" xmlns:w10="urn:schemas-microsoft-com:office:word" xmlns:w="http://schemas.openxmlformats.org/wordprocessingml/2006/main" xmlns:w14="http://schemas.microsoft.com/office/word/2010/wordml" xmlns:w15="http://schemas.microsoft.com/office/word/2012/wordml" xmlns:wpg="http://schemas.microsoft.com/office/word/2010/wordprocessingGroup" xmlns:wpi="http://schemas.microsoft.com/office/word/2010/wordprocessingInk" xmlns:wne="http://schemas.microsoft.com/office/word/2006/wordml" xmlns:wps="http://schemas.microsoft.com/office/word/2010/wordprocessingShape" mc:Ignorable="w14 w15 wp14">
-  <w:abstractNum w:abstractNumId="0">
+<w:numbering xmlns:wpc="http://schemas.microsoft.com/office/word/2010/wordprocessingCanvas" xmlns:cx="http://schemas.microsoft.com/office/drawing/2014/chartex" xmlns:cx1="http://schemas.microsoft.com/office/drawing/2015/9/8/chartex" xmlns:cx2="http://schemas.microsoft.com/office/drawing/2015/10/21/chartex" xmlns:cx3="http://schemas.microsoft.com/office/drawing/2016/5/9/chartex" xmlns:cx4="http://schemas.microsoft.com/office/drawing/2016/5/10/chartex" xmlns:cx5="http://schemas.microsoft.com/office/drawing/2016/5/11/chartex" xmlns:cx6="http://schemas.microsoft.com/office/drawing/2016/5/12/chartex" xmlns:cx7="http://schemas.microsoft.com/office/drawing/2016/5/13/chartex" xmlns:cx8="http://schemas.microsoft.com/office/drawing/2016/5/14/chartex" xmlns:mc="http://schemas.openxmlformats.org/markup-compatibility/2006" xmlns:aink="http://schemas.microsoft.com/office/drawing/2016/ink" xmlns:am3d="http://schemas.microsoft.com/office/drawing/2017/model3d" xmlns:o="urn:schemas-microsoft-com:office:office" xmlns:oel="http://schemas.microsoft.com/office/2019/extlst" xmlns:r="http://schemas.openxmlformats.org/officeDocument/2006/relationships" xmlns:m="http://schemas.openxmlformats.org/officeDocument/2006/math" xmlns:v="urn:schemas-microsoft-com:vml" xmlns:wp14="http://schemas.microsoft.com/office/word/2010/wordprocessingDrawing" xmlns:wp="http://schemas.openxmlformats.org/drawingml/2006/wordprocessingDrawing" xmlns:w10="urn:schemas-microsoft-com:office:word" xmlns:w="http://schemas.openxmlformats.org/wordprocessingml/2006/main" xmlns:w14="http://schemas.microsoft.com/office/word/2010/wordml" xmlns:w15="http://schemas.microsoft.com/office/word/2012/wordml" xmlns:w16cex="http://schemas.microsoft.com/office/word/2018/wordml/cex" xmlns:w16cid="http://schemas.microsoft.com/office/word/2016/wordml/cid" xmlns:w16="http://schemas.microsoft.com/office/word/2018/wordml" xmlns:w16du="http://schemas.microsoft.com/office/word/2023/wordml/word16du" xmlns:w16sdtdh="http://schemas.microsoft.com/office/word/2020/wordml/sdtdatahash" xmlns:w16se="http://schemas.microsoft.com/office/word/2015/wordml/symex" xmlns:wpg="http://schemas.microsoft.com/office/word/2010/wordprocessingGroup" xmlns:wpi="http://schemas.microsoft.com/office/word/2010/wordprocessingInk" xmlns:wne="http://schemas.microsoft.com/office/word/2006/wordml" xmlns:wps="http://schemas.microsoft.com/office/word/2010/wordprocessingShape" mc:Ignorable="w14 w15 w16se w16cid w16 w16cex w16sdtdh wp14">
+  <w:abstractNum w:abstractNumId="0" w15:restartNumberingAfterBreak="0">
     <w:nsid w:val="59A56485"/>
     <w:multiLevelType w:val="hybridMultilevel"/>
     <w:tmpl w:val="9B50DBE0"/>
@@ -2455,14 +3406,14 @@
       </w:pPr>
     </w:lvl>
   </w:abstractNum>
-  <w:num w:numId="1">
+  <w:num w:numId="1" w16cid:durableId="892430251">
     <w:abstractNumId w:val="0"/>
   </w:num>
 </w:numbering>
 </file>
 
 <file path=word/styles.xml><?xml version="1.0" encoding="utf-8"?>
-<w:styles xmlns:mc="http://schemas.openxmlformats.org/markup-compatibility/2006" xmlns:r="http://schemas.openxmlformats.org/officeDocument/2006/relationships" xmlns:w="http://schemas.openxmlformats.org/wordprocessingml/2006/main" xmlns:w14="http://schemas.microsoft.com/office/word/2010/wordml" xmlns:w15="http://schemas.microsoft.com/office/word/2012/wordml" mc:Ignorable="w14 w15">
+<w:styles xmlns:mc="http://schemas.openxmlformats.org/markup-compatibility/2006" xmlns:r="http://schemas.openxmlformats.org/officeDocument/2006/relationships" xmlns:w="http://schemas.openxmlformats.org/wordprocessingml/2006/main" xmlns:w14="http://schemas.microsoft.com/office/word/2010/wordml" xmlns:w15="http://schemas.microsoft.com/office/word/2012/wordml" xmlns:w16cex="http://schemas.microsoft.com/office/word/2018/wordml/cex" xmlns:w16cid="http://schemas.microsoft.com/office/word/2016/wordml/cid" xmlns:w16="http://schemas.microsoft.com/office/word/2018/wordml" xmlns:w16sdtdh="http://schemas.microsoft.com/office/word/2020/wordml/sdtdatahash" xmlns:w16se="http://schemas.microsoft.com/office/word/2015/wordml/symex" mc:Ignorable="w14 w15 w16se w16cid w16 w16cex w16sdtdh">
   <w:docDefaults>
     <w:rPrDefault>
       <w:rPr>
@@ -2478,7 +3429,7 @@
       </w:pPr>
     </w:pPrDefault>
   </w:docDefaults>
-  <w:latentStyles w:defLockedState="0" w:defUIPriority="99" w:defSemiHidden="0" w:defUnhideWhenUsed="0" w:defQFormat="0" w:count="371">
+  <w:latentStyles w:defLockedState="0" w:defUIPriority="99" w:defSemiHidden="0" w:defUnhideWhenUsed="0" w:defQFormat="0" w:count="376">
     <w:lsdException w:name="Normal" w:uiPriority="0" w:qFormat="1"/>
     <w:lsdException w:name="heading 1" w:uiPriority="9" w:qFormat="1"/>
     <w:lsdException w:name="heading 2" w:semiHidden="1" w:uiPriority="9" w:unhideWhenUsed="1" w:qFormat="1"/>
@@ -2584,7 +3535,6 @@
     <w:lsdException w:name="HTML Sample" w:semiHidden="1" w:unhideWhenUsed="1"/>
     <w:lsdException w:name="HTML Typewriter" w:semiHidden="1" w:unhideWhenUsed="1"/>
     <w:lsdException w:name="HTML Variable" w:semiHidden="1" w:unhideWhenUsed="1"/>
-    <w:lsdException w:name="Normal Table" w:semiHidden="1" w:unhideWhenUsed="1"/>
     <w:lsdException w:name="annotation subject" w:semiHidden="1" w:unhideWhenUsed="1"/>
     <w:lsdException w:name="No List" w:semiHidden="1" w:unhideWhenUsed="1"/>
     <w:lsdException w:name="Outline List 1" w:semiHidden="1" w:unhideWhenUsed="1"/>
@@ -2627,11 +3577,8 @@
     <w:lsdException w:name="Table Contemporary" w:semiHidden="1" w:unhideWhenUsed="1"/>
     <w:lsdException w:name="Table Elegant" w:semiHidden="1" w:unhideWhenUsed="1"/>
     <w:lsdException w:name="Table Professional" w:semiHidden="1" w:unhideWhenUsed="1"/>
-    <w:lsdException w:name="Table Subtle 1" w:semiHidden="1" w:unhideWhenUsed="1"/>
     <w:lsdException w:name="Table Subtle 2" w:semiHidden="1" w:unhideWhenUsed="1"/>
     <w:lsdException w:name="Table Web 1" w:semiHidden="1" w:unhideWhenUsed="1"/>
-    <w:lsdException w:name="Table Web 2" w:semiHidden="1" w:unhideWhenUsed="1"/>
-    <w:lsdException w:name="Table Web 3" w:semiHidden="1" w:unhideWhenUsed="1"/>
     <w:lsdException w:name="Balloon Text" w:semiHidden="1" w:unhideWhenUsed="1"/>
     <w:lsdException w:name="Table Grid" w:uiPriority="39"/>
     <w:lsdException w:name="Table Theme" w:semiHidden="1" w:unhideWhenUsed="1"/>
@@ -2850,6 +3797,11 @@
     <w:lsdException w:name="List Table 5 Dark Accent 6" w:uiPriority="50"/>
     <w:lsdException w:name="List Table 6 Colorful Accent 6" w:uiPriority="51"/>
     <w:lsdException w:name="List Table 7 Colorful Accent 6" w:uiPriority="52"/>
+    <w:lsdException w:name="Mention" w:semiHidden="1" w:unhideWhenUsed="1"/>
+    <w:lsdException w:name="Smart Hyperlink" w:semiHidden="1" w:unhideWhenUsed="1"/>
+    <w:lsdException w:name="Hashtag" w:semiHidden="1" w:unhideWhenUsed="1"/>
+    <w:lsdException w:name="Unresolved Mention" w:semiHidden="1" w:unhideWhenUsed="1"/>
+    <w:lsdException w:name="Smart Link" w:semiHidden="1" w:unhideWhenUsed="1"/>
   </w:latentStyles>
   <w:style w:type="paragraph" w:default="1" w:styleId="Normal">
     <w:name w:val="Normal"/>
@@ -2953,6 +3905,21 @@
       <w:color w:val="0000FF"/>
       <w:u w:val="single"/>
     </w:rPr>
+  </w:style>
+  <w:style w:type="character" w:customStyle="1" w:styleId="break-words">
+    <w:name w:val="break-words"/>
+    <w:basedOn w:val="DefaultParagraphFont"/>
+    <w:rsid w:val="003648D3"/>
+  </w:style>
+  <w:style w:type="character" w:customStyle="1" w:styleId="white-space-pre">
+    <w:name w:val="white-space-pre"/>
+    <w:basedOn w:val="DefaultParagraphFont"/>
+    <w:rsid w:val="003648D3"/>
+  </w:style>
+  <w:style w:type="character" w:customStyle="1" w:styleId="visually-hidden">
+    <w:name w:val="visually-hidden"/>
+    <w:basedOn w:val="DefaultParagraphFont"/>
+    <w:rsid w:val="003648D3"/>
   </w:style>
 </w:styles>
 </file>

--- a/LEARNING/SQL/SQL Interview Questions.docx
+++ b/LEARNING/SQL/SQL Interview Questions.docx
@@ -3298,6 +3298,2735 @@
           </wp:inline>
         </w:drawing>
       </w:r>
+    </w:p>
+    <w:p>
+      <w:pPr>
+        <w:shd w:val="clear" w:color="auto" w:fill="FFFFFF"/>
+        <w:spacing w:after="0" w:line="240" w:lineRule="auto"/>
+      </w:pPr>
+    </w:p>
+    <w:p>
+      <w:pPr>
+        <w:shd w:val="clear" w:color="auto" w:fill="FFFFFF"/>
+        <w:spacing w:after="0" w:line="240" w:lineRule="auto"/>
+      </w:pPr>
+    </w:p>
+    <w:p>
+      <w:pPr>
+        <w:shd w:val="clear" w:color="auto" w:fill="FFFFFF"/>
+        <w:spacing w:after="0" w:line="240" w:lineRule="auto"/>
+      </w:pPr>
+    </w:p>
+    <w:p>
+      <w:pPr>
+        <w:shd w:val="clear" w:color="auto" w:fill="FFFFFF"/>
+        <w:spacing w:after="0" w:line="240" w:lineRule="auto"/>
+      </w:pPr>
+    </w:p>
+    <w:p>
+      <w:pPr>
+        <w:shd w:val="clear" w:color="auto" w:fill="FFFFFF"/>
+        <w:spacing w:after="0" w:line="240" w:lineRule="auto"/>
+      </w:pPr>
+    </w:p>
+    <w:p>
+      <w:pPr>
+        <w:shd w:val="clear" w:color="auto" w:fill="FFFFFF"/>
+        <w:spacing w:after="0" w:line="240" w:lineRule="auto"/>
+        <w:rPr>
+          <w:rFonts w:ascii="Segoe UI" w:hAnsi="Segoe UI" w:cs="Segoe UI"/>
+          <w:sz w:val="21"/>
+          <w:szCs w:val="21"/>
+          <w:shd w:val="clear" w:color="auto" w:fill="FFFFFF"/>
+        </w:rPr>
+      </w:pPr>
+      <w:r>
+        <w:rPr>
+          <w:rFonts w:ascii="Segoe UI" w:hAnsi="Segoe UI" w:cs="Segoe UI"/>
+          <w:sz w:val="21"/>
+          <w:szCs w:val="21"/>
+          <w:shd w:val="clear" w:color="auto" w:fill="FFFFFF"/>
+        </w:rPr>
+        <w:lastRenderedPageBreak/>
+        <w:t>Xylem — Senior Data Analyst</w:t>
+      </w:r>
+      <w:r>
+        <w:rPr>
+          <w:rFonts w:ascii="Segoe UI" w:hAnsi="Segoe UI" w:cs="Segoe UI"/>
+          <w:sz w:val="21"/>
+          <w:szCs w:val="21"/>
+        </w:rPr>
+        <w:br/>
+      </w:r>
+      <w:r>
+        <w:rPr>
+          <w:rFonts w:ascii="Segoe UI" w:hAnsi="Segoe UI" w:cs="Segoe UI"/>
+          <w:sz w:val="21"/>
+          <w:szCs w:val="21"/>
+        </w:rPr>
+        <w:br/>
+      </w:r>
+      <w:r>
+        <w:rPr>
+          <w:rFonts w:ascii="Segoe UI" w:hAnsi="Segoe UI" w:cs="Segoe UI"/>
+          <w:sz w:val="21"/>
+          <w:szCs w:val="21"/>
+          <w:shd w:val="clear" w:color="auto" w:fill="FFFFFF"/>
+        </w:rPr>
+        <w:t>Technical Round (13 LPA)</w:t>
+      </w:r>
+      <w:r>
+        <w:rPr>
+          <w:rFonts w:ascii="Segoe UI" w:hAnsi="Segoe UI" w:cs="Segoe UI"/>
+          <w:sz w:val="21"/>
+          <w:szCs w:val="21"/>
+        </w:rPr>
+        <w:br/>
+      </w:r>
+      <w:r>
+        <w:rPr>
+          <w:rFonts w:ascii="Segoe UI" w:hAnsi="Segoe UI" w:cs="Segoe UI"/>
+          <w:sz w:val="21"/>
+          <w:szCs w:val="21"/>
+          <w:shd w:val="clear" w:color="auto" w:fill="FFFFFF"/>
+        </w:rPr>
+        <w:t>Panel: 3 Interviewer</w:t>
+      </w:r>
+      <w:r>
+        <w:rPr>
+          <w:rFonts w:ascii="Segoe UI" w:hAnsi="Segoe UI" w:cs="Segoe UI"/>
+          <w:sz w:val="21"/>
+          <w:szCs w:val="21"/>
+        </w:rPr>
+        <w:br/>
+      </w:r>
+      <w:r>
+        <w:rPr>
+          <w:rFonts w:ascii="Segoe UI" w:hAnsi="Segoe UI" w:cs="Segoe UI"/>
+          <w:sz w:val="21"/>
+          <w:szCs w:val="21"/>
+          <w:shd w:val="clear" w:color="auto" w:fill="FFFFFF"/>
+        </w:rPr>
+        <w:t>Duration: 52 Minutes</w:t>
+      </w:r>
+      <w:r>
+        <w:rPr>
+          <w:rFonts w:ascii="Segoe UI" w:hAnsi="Segoe UI" w:cs="Segoe UI"/>
+          <w:sz w:val="21"/>
+          <w:szCs w:val="21"/>
+        </w:rPr>
+        <w:br/>
+      </w:r>
+      <w:r>
+        <w:rPr>
+          <w:rFonts w:ascii="Segoe UI" w:hAnsi="Segoe UI" w:cs="Segoe UI"/>
+          <w:sz w:val="21"/>
+          <w:szCs w:val="21"/>
+        </w:rPr>
+        <w:br/>
+      </w:r>
+      <w:r>
+        <w:rPr>
+          <w:rFonts w:ascii="Segoe UI" w:hAnsi="Segoe UI" w:cs="Segoe UI"/>
+          <w:sz w:val="21"/>
+          <w:szCs w:val="21"/>
+        </w:rPr>
+        <w:br/>
+      </w:r>
+      <w:r>
+        <w:rPr>
+          <w:rFonts w:ascii="Segoe UI" w:hAnsi="Segoe UI" w:cs="Segoe UI"/>
+          <w:sz w:val="21"/>
+          <w:szCs w:val="21"/>
+          <w:shd w:val="clear" w:color="auto" w:fill="FFFFFF"/>
+        </w:rPr>
+        <w:t>Q1. How do you approach optimizing a slow-running stored procedure step by step?</w:t>
+      </w:r>
+      <w:r>
+        <w:rPr>
+          <w:rFonts w:ascii="Segoe UI" w:hAnsi="Segoe UI" w:cs="Segoe UI"/>
+          <w:sz w:val="21"/>
+          <w:szCs w:val="21"/>
+        </w:rPr>
+        <w:br/>
+      </w:r>
+      <w:r>
+        <w:rPr>
+          <w:rFonts w:ascii="Segoe UI" w:hAnsi="Segoe UI" w:cs="Segoe UI"/>
+          <w:sz w:val="21"/>
+          <w:szCs w:val="21"/>
+          <w:shd w:val="clear" w:color="auto" w:fill="FFFFFF"/>
+        </w:rPr>
+        <w:t>Q2. What is the difference between correlated and non-correlated subqueries — and the performance impact?</w:t>
+      </w:r>
+      <w:r>
+        <w:rPr>
+          <w:rFonts w:ascii="Segoe UI" w:hAnsi="Segoe UI" w:cs="Segoe UI"/>
+          <w:sz w:val="21"/>
+          <w:szCs w:val="21"/>
+        </w:rPr>
+        <w:br/>
+      </w:r>
+      <w:r>
+        <w:rPr>
+          <w:rFonts w:ascii="Segoe UI" w:hAnsi="Segoe UI" w:cs="Segoe UI"/>
+          <w:sz w:val="21"/>
+          <w:szCs w:val="21"/>
+          <w:shd w:val="clear" w:color="auto" w:fill="FFFFFF"/>
+        </w:rPr>
+        <w:t>Q3. What are window functions, and what does the PARTITION BY clause change?</w:t>
+      </w:r>
+      <w:r>
+        <w:rPr>
+          <w:rFonts w:ascii="Segoe UI" w:hAnsi="Segoe UI" w:cs="Segoe UI"/>
+          <w:sz w:val="21"/>
+          <w:szCs w:val="21"/>
+        </w:rPr>
+        <w:br/>
+      </w:r>
+      <w:r>
+        <w:rPr>
+          <w:rFonts w:ascii="Segoe UI" w:hAnsi="Segoe UI" w:cs="Segoe UI"/>
+          <w:sz w:val="21"/>
+          <w:szCs w:val="21"/>
+          <w:shd w:val="clear" w:color="auto" w:fill="FFFFFF"/>
+        </w:rPr>
+        <w:t>Q4. Explain KEEPFILTERS and when you'd add it inside CALCULATE.</w:t>
+      </w:r>
+      <w:r>
+        <w:rPr>
+          <w:rFonts w:ascii="Segoe UI" w:hAnsi="Segoe UI" w:cs="Segoe UI"/>
+          <w:sz w:val="21"/>
+          <w:szCs w:val="21"/>
+        </w:rPr>
+        <w:br/>
+      </w:r>
+      <w:r>
+        <w:rPr>
+          <w:rFonts w:ascii="Segoe UI" w:hAnsi="Segoe UI" w:cs="Segoe UI"/>
+          <w:sz w:val="21"/>
+          <w:szCs w:val="21"/>
+          <w:shd w:val="clear" w:color="auto" w:fill="FFFFFF"/>
+        </w:rPr>
+        <w:t>Q5. Difference between a star schema measure written with RELATED vs one relying on the relationship directly.</w:t>
+      </w:r>
+      <w:r>
+        <w:rPr>
+          <w:rFonts w:ascii="Segoe UI" w:hAnsi="Segoe UI" w:cs="Segoe UI"/>
+          <w:sz w:val="21"/>
+          <w:szCs w:val="21"/>
+        </w:rPr>
+        <w:br/>
+      </w:r>
+      <w:r>
+        <w:rPr>
+          <w:rFonts w:ascii="Segoe UI" w:hAnsi="Segoe UI" w:cs="Segoe UI"/>
+          <w:sz w:val="21"/>
+          <w:szCs w:val="21"/>
+          <w:shd w:val="clear" w:color="auto" w:fill="FFFFFF"/>
+        </w:rPr>
+        <w:t xml:space="preserve">Q6. Scenario: Report needs near-real-time data but also 3 years of history. Import is too slow, </w:t>
+      </w:r>
+      <w:proofErr w:type="spellStart"/>
+      <w:r>
+        <w:rPr>
+          <w:rFonts w:ascii="Segoe UI" w:hAnsi="Segoe UI" w:cs="Segoe UI"/>
+          <w:sz w:val="21"/>
+          <w:szCs w:val="21"/>
+          <w:shd w:val="clear" w:color="auto" w:fill="FFFFFF"/>
+        </w:rPr>
+        <w:t>DirectQuery</w:t>
+      </w:r>
+      <w:proofErr w:type="spellEnd"/>
+      <w:r>
+        <w:rPr>
+          <w:rFonts w:ascii="Segoe UI" w:hAnsi="Segoe UI" w:cs="Segoe UI"/>
+          <w:sz w:val="21"/>
+          <w:szCs w:val="21"/>
+          <w:shd w:val="clear" w:color="auto" w:fill="FFFFFF"/>
+        </w:rPr>
+        <w:t xml:space="preserve"> is too heavy. What's your design?</w:t>
+      </w:r>
+      <w:r>
+        <w:rPr>
+          <w:rFonts w:ascii="Segoe UI" w:hAnsi="Segoe UI" w:cs="Segoe UI"/>
+          <w:sz w:val="21"/>
+          <w:szCs w:val="21"/>
+        </w:rPr>
+        <w:br/>
+      </w:r>
+      <w:r>
+        <w:rPr>
+          <w:rFonts w:ascii="Segoe UI" w:hAnsi="Segoe UI" w:cs="Segoe UI"/>
+          <w:sz w:val="21"/>
+          <w:szCs w:val="21"/>
+          <w:shd w:val="clear" w:color="auto" w:fill="FFFFFF"/>
+        </w:rPr>
+        <w:t>Q7. What is incremental refresh, and what are the real-world issues you've hit with it?</w:t>
+      </w:r>
+      <w:r>
+        <w:rPr>
+          <w:rFonts w:ascii="Segoe UI" w:hAnsi="Segoe UI" w:cs="Segoe UI"/>
+          <w:sz w:val="21"/>
+          <w:szCs w:val="21"/>
+        </w:rPr>
+        <w:br/>
+      </w:r>
+      <w:r>
+        <w:rPr>
+          <w:rFonts w:ascii="Segoe UI" w:hAnsi="Segoe UI" w:cs="Segoe UI"/>
+          <w:sz w:val="21"/>
+          <w:szCs w:val="21"/>
+          <w:shd w:val="clear" w:color="auto" w:fill="FFFFFF"/>
+        </w:rPr>
+        <w:t>Q8. How do you handle NULLs in joins so you don't silently lose rows?</w:t>
+      </w:r>
+      <w:r>
+        <w:rPr>
+          <w:rFonts w:ascii="Segoe UI" w:hAnsi="Segoe UI" w:cs="Segoe UI"/>
+          <w:sz w:val="21"/>
+          <w:szCs w:val="21"/>
+        </w:rPr>
+        <w:br/>
+      </w:r>
+      <w:r>
+        <w:rPr>
+          <w:rFonts w:ascii="Segoe UI" w:hAnsi="Segoe UI" w:cs="Segoe UI"/>
+          <w:sz w:val="21"/>
+          <w:szCs w:val="21"/>
+          <w:shd w:val="clear" w:color="auto" w:fill="FFFFFF"/>
+        </w:rPr>
+        <w:t>Q9. What is the difference between a Gateway (personal vs standard) and when do you need one?</w:t>
+      </w:r>
+      <w:r>
+        <w:rPr>
+          <w:rFonts w:ascii="Segoe UI" w:hAnsi="Segoe UI" w:cs="Segoe UI"/>
+          <w:sz w:val="21"/>
+          <w:szCs w:val="21"/>
+        </w:rPr>
+        <w:br/>
+      </w:r>
+      <w:r>
+        <w:rPr>
+          <w:rFonts w:ascii="Segoe UI" w:hAnsi="Segoe UI" w:cs="Segoe UI"/>
+          <w:sz w:val="21"/>
+          <w:szCs w:val="21"/>
+          <w:shd w:val="clear" w:color="auto" w:fill="FFFFFF"/>
+        </w:rPr>
+        <w:t>Q10. Scenario: Same measure gives different results in a matrix vs a card visual. Why?</w:t>
+      </w:r>
+      <w:r>
+        <w:rPr>
+          <w:rFonts w:ascii="Segoe UI" w:hAnsi="Segoe UI" w:cs="Segoe UI"/>
+          <w:sz w:val="21"/>
+          <w:szCs w:val="21"/>
+        </w:rPr>
+        <w:br/>
+      </w:r>
+      <w:r>
+        <w:rPr>
+          <w:rFonts w:ascii="Segoe UI" w:hAnsi="Segoe UI" w:cs="Segoe UI"/>
+          <w:sz w:val="21"/>
+          <w:szCs w:val="21"/>
+          <w:shd w:val="clear" w:color="auto" w:fill="FFFFFF"/>
+        </w:rPr>
+        <w:t>Q11. How do you optimize a model where one dimension has 5 million+ unique values?</w:t>
+      </w:r>
+      <w:r>
+        <w:rPr>
+          <w:rFonts w:ascii="Segoe UI" w:hAnsi="Segoe UI" w:cs="Segoe UI"/>
+          <w:sz w:val="21"/>
+          <w:szCs w:val="21"/>
+        </w:rPr>
+        <w:br/>
+      </w:r>
+      <w:r>
+        <w:rPr>
+          <w:rFonts w:ascii="Segoe UI" w:hAnsi="Segoe UI" w:cs="Segoe UI"/>
+          <w:sz w:val="21"/>
+          <w:szCs w:val="21"/>
+          <w:shd w:val="clear" w:color="auto" w:fill="FFFFFF"/>
+        </w:rPr>
+        <w:t>Q12. Difference between PIVOT and UNPIVOT — and when you'd unpivot in Power Query.</w:t>
+      </w:r>
+      <w:r>
+        <w:rPr>
+          <w:rFonts w:ascii="Segoe UI" w:hAnsi="Segoe UI" w:cs="Segoe UI"/>
+          <w:sz w:val="21"/>
+          <w:szCs w:val="21"/>
+        </w:rPr>
+        <w:br/>
+      </w:r>
+      <w:r>
+        <w:rPr>
+          <w:rFonts w:ascii="Segoe UI" w:hAnsi="Segoe UI" w:cs="Segoe UI"/>
+          <w:sz w:val="21"/>
+          <w:szCs w:val="21"/>
+          <w:shd w:val="clear" w:color="auto" w:fill="FFFFFF"/>
+        </w:rPr>
+        <w:t>Q13. What is a surrogate key and why not just use the source system's natural key?</w:t>
+      </w:r>
+      <w:r>
+        <w:rPr>
+          <w:rFonts w:ascii="Segoe UI" w:hAnsi="Segoe UI" w:cs="Segoe UI"/>
+          <w:sz w:val="21"/>
+          <w:szCs w:val="21"/>
+        </w:rPr>
+        <w:br/>
+      </w:r>
+      <w:r>
+        <w:rPr>
+          <w:rFonts w:ascii="Segoe UI" w:hAnsi="Segoe UI" w:cs="Segoe UI"/>
+          <w:sz w:val="21"/>
+          <w:szCs w:val="21"/>
+          <w:shd w:val="clear" w:color="auto" w:fill="FFFFFF"/>
+        </w:rPr>
+        <w:t>Q14. How do you debug a DAX measure using variables and step-by-step evaluation?</w:t>
+      </w:r>
+      <w:r>
+        <w:rPr>
+          <w:rFonts w:ascii="Segoe UI" w:hAnsi="Segoe UI" w:cs="Segoe UI"/>
+          <w:sz w:val="21"/>
+          <w:szCs w:val="21"/>
+        </w:rPr>
+        <w:br/>
+      </w:r>
+      <w:r>
+        <w:rPr>
+          <w:rFonts w:ascii="Segoe UI" w:hAnsi="Segoe UI" w:cs="Segoe UI"/>
+          <w:sz w:val="21"/>
+          <w:szCs w:val="21"/>
+          <w:shd w:val="clear" w:color="auto" w:fill="FFFFFF"/>
+        </w:rPr>
+        <w:t>Q15. What are the main causes of a bloated PBIX file, and how do you shrink it?</w:t>
+      </w:r>
+      <w:r>
+        <w:rPr>
+          <w:rFonts w:ascii="Segoe UI" w:hAnsi="Segoe UI" w:cs="Segoe UI"/>
+          <w:sz w:val="21"/>
+          <w:szCs w:val="21"/>
+        </w:rPr>
+        <w:br/>
+      </w:r>
+      <w:r>
+        <w:rPr>
+          <w:rFonts w:ascii="Segoe UI" w:hAnsi="Segoe UI" w:cs="Segoe UI"/>
+          <w:sz w:val="21"/>
+          <w:szCs w:val="21"/>
+        </w:rPr>
+        <w:br/>
+      </w:r>
+      <w:r>
+        <w:rPr>
+          <w:rFonts w:ascii="Segoe UI" w:hAnsi="Segoe UI" w:cs="Segoe UI"/>
+          <w:sz w:val="21"/>
+          <w:szCs w:val="21"/>
+          <w:shd w:val="clear" w:color="auto" w:fill="FFFFFF"/>
+        </w:rPr>
+        <w:t>Hope this helps anyone preparing for Power BI, SQL, and Data Engineering interviews!</w:t>
+      </w:r>
+    </w:p>
+    <w:p>
+      <w:pPr>
+        <w:shd w:val="clear" w:color="auto" w:fill="FFFFFF"/>
+        <w:spacing w:after="0" w:line="240" w:lineRule="auto"/>
+        <w:rPr>
+          <w:rFonts w:ascii="Segoe UI" w:hAnsi="Segoe UI" w:cs="Segoe UI"/>
+          <w:sz w:val="21"/>
+          <w:szCs w:val="21"/>
+          <w:shd w:val="clear" w:color="auto" w:fill="FFFFFF"/>
+        </w:rPr>
+      </w:pPr>
+    </w:p>
+    <w:p>
+      <w:pPr>
+        <w:shd w:val="clear" w:color="auto" w:fill="FFFFFF"/>
+        <w:spacing w:after="0" w:line="240" w:lineRule="auto"/>
+        <w:rPr>
+          <w:rFonts w:ascii="Segoe UI" w:hAnsi="Segoe UI" w:cs="Segoe UI"/>
+          <w:sz w:val="21"/>
+          <w:szCs w:val="21"/>
+          <w:shd w:val="clear" w:color="auto" w:fill="FFFFFF"/>
+        </w:rPr>
+      </w:pPr>
+    </w:p>
+    <w:p>
+      <w:pPr>
+        <w:shd w:val="clear" w:color="auto" w:fill="FFFFFF"/>
+        <w:spacing w:after="0" w:line="240" w:lineRule="auto"/>
+        <w:rPr>
+          <w:rFonts w:ascii="Segoe UI" w:hAnsi="Segoe UI" w:cs="Segoe UI"/>
+          <w:sz w:val="21"/>
+          <w:szCs w:val="21"/>
+          <w:shd w:val="clear" w:color="auto" w:fill="FFFFFF"/>
+        </w:rPr>
+      </w:pPr>
+    </w:p>
+    <w:p>
+      <w:pPr>
+        <w:shd w:val="clear" w:color="auto" w:fill="FFFFFF"/>
+        <w:spacing w:after="0" w:line="240" w:lineRule="auto"/>
+        <w:rPr>
+          <w:rFonts w:ascii="Segoe UI" w:hAnsi="Segoe UI" w:cs="Segoe UI"/>
+          <w:sz w:val="21"/>
+          <w:szCs w:val="21"/>
+          <w:shd w:val="clear" w:color="auto" w:fill="FFFFFF"/>
+        </w:rPr>
+      </w:pPr>
+    </w:p>
+    <w:p>
+      <w:pPr>
+        <w:shd w:val="clear" w:color="auto" w:fill="FFFFFF"/>
+        <w:spacing w:after="0" w:line="240" w:lineRule="auto"/>
+      </w:pPr>
+      <w:r>
+        <w:rPr>
+          <w:rFonts w:ascii="Cambria Math" w:hAnsi="Cambria Math" w:cs="Cambria Math"/>
+          <w:sz w:val="21"/>
+          <w:szCs w:val="21"/>
+          <w:shd w:val="clear" w:color="auto" w:fill="FFFFFF"/>
+        </w:rPr>
+        <w:t>𝗠𝗮𝘀𝘁𝗲𝗿</w:t>
+      </w:r>
+      <w:r>
+        <w:rPr>
+          <w:rFonts w:ascii="Segoe UI" w:hAnsi="Segoe UI" w:cs="Segoe UI"/>
+          <w:sz w:val="21"/>
+          <w:szCs w:val="21"/>
+          <w:shd w:val="clear" w:color="auto" w:fill="FFFFFF"/>
+        </w:rPr>
+        <w:t xml:space="preserve"> </w:t>
+      </w:r>
+      <w:r>
+        <w:rPr>
+          <w:rFonts w:ascii="Cambria Math" w:hAnsi="Cambria Math" w:cs="Cambria Math"/>
+          <w:sz w:val="21"/>
+          <w:szCs w:val="21"/>
+          <w:shd w:val="clear" w:color="auto" w:fill="FFFFFF"/>
+        </w:rPr>
+        <w:t>𝟭𝟬𝟬</w:t>
+      </w:r>
+      <w:r>
+        <w:rPr>
+          <w:rFonts w:ascii="Segoe UI" w:hAnsi="Segoe UI" w:cs="Segoe UI"/>
+          <w:sz w:val="21"/>
+          <w:szCs w:val="21"/>
+          <w:shd w:val="clear" w:color="auto" w:fill="FFFFFF"/>
+        </w:rPr>
+        <w:t xml:space="preserve">+ </w:t>
+      </w:r>
+      <w:r>
+        <w:rPr>
+          <w:rFonts w:ascii="Cambria Math" w:hAnsi="Cambria Math" w:cs="Cambria Math"/>
+          <w:sz w:val="21"/>
+          <w:szCs w:val="21"/>
+          <w:shd w:val="clear" w:color="auto" w:fill="FFFFFF"/>
+        </w:rPr>
+        <w:t>𝗦𝗤𝗟</w:t>
+      </w:r>
+      <w:r>
+        <w:rPr>
+          <w:rFonts w:ascii="Segoe UI" w:hAnsi="Segoe UI" w:cs="Segoe UI"/>
+          <w:sz w:val="21"/>
+          <w:szCs w:val="21"/>
+          <w:shd w:val="clear" w:color="auto" w:fill="FFFFFF"/>
+        </w:rPr>
+        <w:t xml:space="preserve"> </w:t>
+      </w:r>
+      <w:r>
+        <w:rPr>
+          <w:rFonts w:ascii="Cambria Math" w:hAnsi="Cambria Math" w:cs="Cambria Math"/>
+          <w:sz w:val="21"/>
+          <w:szCs w:val="21"/>
+          <w:shd w:val="clear" w:color="auto" w:fill="FFFFFF"/>
+        </w:rPr>
+        <w:t>𝗙𝘂𝗻𝗰𝘁𝗶𝗼𝗻𝘀</w:t>
+      </w:r>
+      <w:r>
+        <w:rPr>
+          <w:rFonts w:ascii="Segoe UI" w:hAnsi="Segoe UI" w:cs="Segoe UI"/>
+          <w:sz w:val="21"/>
+          <w:szCs w:val="21"/>
+          <w:shd w:val="clear" w:color="auto" w:fill="FFFFFF"/>
+        </w:rPr>
+        <w:t xml:space="preserve"> </w:t>
+      </w:r>
+      <w:r>
+        <w:rPr>
+          <w:rFonts w:ascii="Cambria Math" w:hAnsi="Cambria Math" w:cs="Cambria Math"/>
+          <w:sz w:val="21"/>
+          <w:szCs w:val="21"/>
+          <w:shd w:val="clear" w:color="auto" w:fill="FFFFFF"/>
+        </w:rPr>
+        <w:t>𝗙𝗼𝗿</w:t>
+      </w:r>
+      <w:r>
+        <w:rPr>
+          <w:rFonts w:ascii="Segoe UI" w:hAnsi="Segoe UI" w:cs="Segoe UI"/>
+          <w:sz w:val="21"/>
+          <w:szCs w:val="21"/>
+          <w:shd w:val="clear" w:color="auto" w:fill="FFFFFF"/>
+        </w:rPr>
+        <w:t xml:space="preserve"> </w:t>
+      </w:r>
+      <w:r>
+        <w:rPr>
+          <w:rFonts w:ascii="Cambria Math" w:hAnsi="Cambria Math" w:cs="Cambria Math"/>
+          <w:sz w:val="21"/>
+          <w:szCs w:val="21"/>
+          <w:shd w:val="clear" w:color="auto" w:fill="FFFFFF"/>
+        </w:rPr>
+        <w:t>𝗗𝗮𝘁𝗮</w:t>
+      </w:r>
+      <w:r>
+        <w:rPr>
+          <w:rFonts w:ascii="Segoe UI" w:hAnsi="Segoe UI" w:cs="Segoe UI"/>
+          <w:sz w:val="21"/>
+          <w:szCs w:val="21"/>
+          <w:shd w:val="clear" w:color="auto" w:fill="FFFFFF"/>
+        </w:rPr>
+        <w:t xml:space="preserve"> </w:t>
+      </w:r>
+      <w:r>
+        <w:rPr>
+          <w:rFonts w:ascii="Cambria Math" w:hAnsi="Cambria Math" w:cs="Cambria Math"/>
+          <w:sz w:val="21"/>
+          <w:szCs w:val="21"/>
+          <w:shd w:val="clear" w:color="auto" w:fill="FFFFFF"/>
+        </w:rPr>
+        <w:t>𝗘𝗻𝗴𝗶𝗻𝗲𝗲𝗿</w:t>
+      </w:r>
+      <w:r>
+        <w:rPr>
+          <w:rFonts w:ascii="Segoe UI" w:hAnsi="Segoe UI" w:cs="Segoe UI"/>
+          <w:sz w:val="21"/>
+          <w:szCs w:val="21"/>
+          <w:shd w:val="clear" w:color="auto" w:fill="FFFFFF"/>
+        </w:rPr>
+        <w:t xml:space="preserve"> </w:t>
+      </w:r>
+      <w:r>
+        <w:rPr>
+          <w:rFonts w:ascii="Cambria Math" w:hAnsi="Cambria Math" w:cs="Cambria Math"/>
+          <w:sz w:val="21"/>
+          <w:szCs w:val="21"/>
+          <w:shd w:val="clear" w:color="auto" w:fill="FFFFFF"/>
+        </w:rPr>
+        <w:t>𝗜𝗻𝘁𝗲𝗿𝘃𝗶𝗲𝘄𝘀</w:t>
+      </w:r>
+      <w:r>
+        <w:rPr>
+          <w:rFonts w:ascii="Segoe UI" w:hAnsi="Segoe UI" w:cs="Segoe UI"/>
+          <w:sz w:val="21"/>
+          <w:szCs w:val="21"/>
+        </w:rPr>
+        <w:br/>
+      </w:r>
+      <w:r>
+        <w:rPr>
+          <w:rFonts w:ascii="Segoe UI" w:hAnsi="Segoe UI" w:cs="Segoe UI"/>
+          <w:sz w:val="21"/>
+          <w:szCs w:val="21"/>
+          <w:shd w:val="clear" w:color="auto" w:fill="FFFFFF"/>
+        </w:rPr>
+        <w:t>If you're preparing for Data Engineer, Data Analyst, SQL Developer, or BI interviews, these SQL functions are a must-know.</w:t>
+      </w:r>
+      <w:r>
+        <w:rPr>
+          <w:rFonts w:ascii="Segoe UI" w:hAnsi="Segoe UI" w:cs="Segoe UI"/>
+          <w:sz w:val="21"/>
+          <w:szCs w:val="21"/>
+        </w:rPr>
+        <w:br/>
+      </w:r>
+      <w:r>
+        <w:rPr>
+          <w:rFonts w:ascii="Segoe UI" w:hAnsi="Segoe UI" w:cs="Segoe UI"/>
+          <w:sz w:val="21"/>
+          <w:szCs w:val="21"/>
+          <w:shd w:val="clear" w:color="auto" w:fill="FFFFFF"/>
+        </w:rPr>
+        <w:t>This cheat sheet covers almost every category asked in real interviews.</w:t>
+      </w:r>
+      <w:r>
+        <w:rPr>
+          <w:rFonts w:ascii="Segoe UI" w:hAnsi="Segoe UI" w:cs="Segoe UI"/>
+          <w:sz w:val="21"/>
+          <w:szCs w:val="21"/>
+        </w:rPr>
+        <w:br/>
+      </w:r>
+      <w:r>
+        <w:rPr>
+          <w:rFonts w:ascii="Cambria Math" w:hAnsi="Cambria Math" w:cs="Cambria Math"/>
+          <w:sz w:val="21"/>
+          <w:szCs w:val="21"/>
+          <w:shd w:val="clear" w:color="auto" w:fill="FFFFFF"/>
+        </w:rPr>
+        <w:t>𝗜𝗻𝗰𝗹𝘂𝗱𝗲𝘀</w:t>
+      </w:r>
+      <w:r>
+        <w:rPr>
+          <w:rFonts w:ascii="Segoe UI" w:hAnsi="Segoe UI" w:cs="Segoe UI"/>
+          <w:sz w:val="21"/>
+          <w:szCs w:val="21"/>
+          <w:shd w:val="clear" w:color="auto" w:fill="FFFFFF"/>
+        </w:rPr>
+        <w:t>:</w:t>
+      </w:r>
+      <w:r>
+        <w:rPr>
+          <w:rFonts w:ascii="Segoe UI" w:hAnsi="Segoe UI" w:cs="Segoe UI"/>
+          <w:sz w:val="21"/>
+          <w:szCs w:val="21"/>
+        </w:rPr>
+        <w:br/>
+      </w:r>
+      <w:r>
+        <w:rPr>
+          <w:rFonts w:ascii="Segoe UI Emoji" w:hAnsi="Segoe UI Emoji" w:cs="Segoe UI Emoji"/>
+          <w:sz w:val="21"/>
+          <w:szCs w:val="21"/>
+          <w:shd w:val="clear" w:color="auto" w:fill="FFFFFF"/>
+        </w:rPr>
+        <w:t>✅</w:t>
+      </w:r>
+      <w:r>
+        <w:rPr>
+          <w:rFonts w:ascii="Segoe UI" w:hAnsi="Segoe UI" w:cs="Segoe UI"/>
+          <w:sz w:val="21"/>
+          <w:szCs w:val="21"/>
+          <w:shd w:val="clear" w:color="auto" w:fill="FFFFFF"/>
+        </w:rPr>
+        <w:t xml:space="preserve"> String Functions</w:t>
+      </w:r>
+      <w:r>
+        <w:rPr>
+          <w:rFonts w:ascii="Segoe UI" w:hAnsi="Segoe UI" w:cs="Segoe UI"/>
+          <w:sz w:val="21"/>
+          <w:szCs w:val="21"/>
+        </w:rPr>
+        <w:br/>
+      </w:r>
+      <w:r>
+        <w:rPr>
+          <w:rStyle w:val="white-space-pre"/>
+          <w:rFonts w:ascii="Segoe UI" w:hAnsi="Segoe UI" w:cs="Segoe UI"/>
+          <w:sz w:val="21"/>
+          <w:szCs w:val="21"/>
+        </w:rPr>
+        <w:t xml:space="preserve"> </w:t>
+      </w:r>
+      <w:r>
+        <w:rPr>
+          <w:rFonts w:ascii="Segoe UI Emoji" w:hAnsi="Segoe UI Emoji" w:cs="Segoe UI Emoji"/>
+          <w:sz w:val="21"/>
+          <w:szCs w:val="21"/>
+          <w:shd w:val="clear" w:color="auto" w:fill="FFFFFF"/>
+        </w:rPr>
+        <w:t>✅</w:t>
+      </w:r>
+      <w:r>
+        <w:rPr>
+          <w:rFonts w:ascii="Segoe UI" w:hAnsi="Segoe UI" w:cs="Segoe UI"/>
+          <w:sz w:val="21"/>
+          <w:szCs w:val="21"/>
+          <w:shd w:val="clear" w:color="auto" w:fill="FFFFFF"/>
+        </w:rPr>
+        <w:t xml:space="preserve"> Numeric Functions</w:t>
+      </w:r>
+      <w:r>
+        <w:rPr>
+          <w:rFonts w:ascii="Segoe UI" w:hAnsi="Segoe UI" w:cs="Segoe UI"/>
+          <w:sz w:val="21"/>
+          <w:szCs w:val="21"/>
+        </w:rPr>
+        <w:br/>
+      </w:r>
+      <w:r>
+        <w:rPr>
+          <w:rStyle w:val="white-space-pre"/>
+          <w:rFonts w:ascii="Segoe UI" w:hAnsi="Segoe UI" w:cs="Segoe UI"/>
+          <w:sz w:val="21"/>
+          <w:szCs w:val="21"/>
+        </w:rPr>
+        <w:t xml:space="preserve"> </w:t>
+      </w:r>
+      <w:r>
+        <w:rPr>
+          <w:rFonts w:ascii="Segoe UI Emoji" w:hAnsi="Segoe UI Emoji" w:cs="Segoe UI Emoji"/>
+          <w:sz w:val="21"/>
+          <w:szCs w:val="21"/>
+          <w:shd w:val="clear" w:color="auto" w:fill="FFFFFF"/>
+        </w:rPr>
+        <w:t>✅</w:t>
+      </w:r>
+      <w:r>
+        <w:rPr>
+          <w:rFonts w:ascii="Segoe UI" w:hAnsi="Segoe UI" w:cs="Segoe UI"/>
+          <w:sz w:val="21"/>
+          <w:szCs w:val="21"/>
+          <w:shd w:val="clear" w:color="auto" w:fill="FFFFFF"/>
+        </w:rPr>
+        <w:t xml:space="preserve"> Aggregate Functions</w:t>
+      </w:r>
+      <w:r>
+        <w:rPr>
+          <w:rFonts w:ascii="Segoe UI" w:hAnsi="Segoe UI" w:cs="Segoe UI"/>
+          <w:sz w:val="21"/>
+          <w:szCs w:val="21"/>
+        </w:rPr>
+        <w:br/>
+      </w:r>
+      <w:r>
+        <w:rPr>
+          <w:rStyle w:val="white-space-pre"/>
+          <w:rFonts w:ascii="Segoe UI" w:hAnsi="Segoe UI" w:cs="Segoe UI"/>
+          <w:sz w:val="21"/>
+          <w:szCs w:val="21"/>
+        </w:rPr>
+        <w:t xml:space="preserve"> </w:t>
+      </w:r>
+      <w:r>
+        <w:rPr>
+          <w:rFonts w:ascii="Segoe UI Emoji" w:hAnsi="Segoe UI Emoji" w:cs="Segoe UI Emoji"/>
+          <w:sz w:val="21"/>
+          <w:szCs w:val="21"/>
+          <w:shd w:val="clear" w:color="auto" w:fill="FFFFFF"/>
+        </w:rPr>
+        <w:t>✅</w:t>
+      </w:r>
+      <w:r>
+        <w:rPr>
+          <w:rFonts w:ascii="Segoe UI" w:hAnsi="Segoe UI" w:cs="Segoe UI"/>
+          <w:sz w:val="21"/>
+          <w:szCs w:val="21"/>
+          <w:shd w:val="clear" w:color="auto" w:fill="FFFFFF"/>
+        </w:rPr>
+        <w:t xml:space="preserve"> Window / Analytic Functions</w:t>
+      </w:r>
+      <w:r>
+        <w:rPr>
+          <w:rFonts w:ascii="Segoe UI" w:hAnsi="Segoe UI" w:cs="Segoe UI"/>
+          <w:sz w:val="21"/>
+          <w:szCs w:val="21"/>
+        </w:rPr>
+        <w:br/>
+      </w:r>
+      <w:r>
+        <w:rPr>
+          <w:rStyle w:val="white-space-pre"/>
+          <w:rFonts w:ascii="Segoe UI" w:hAnsi="Segoe UI" w:cs="Segoe UI"/>
+          <w:sz w:val="21"/>
+          <w:szCs w:val="21"/>
+        </w:rPr>
+        <w:t xml:space="preserve"> </w:t>
+      </w:r>
+      <w:r>
+        <w:rPr>
+          <w:rFonts w:ascii="Segoe UI Emoji" w:hAnsi="Segoe UI Emoji" w:cs="Segoe UI Emoji"/>
+          <w:sz w:val="21"/>
+          <w:szCs w:val="21"/>
+          <w:shd w:val="clear" w:color="auto" w:fill="FFFFFF"/>
+        </w:rPr>
+        <w:t>✅</w:t>
+      </w:r>
+      <w:r>
+        <w:rPr>
+          <w:rFonts w:ascii="Segoe UI" w:hAnsi="Segoe UI" w:cs="Segoe UI"/>
+          <w:sz w:val="21"/>
+          <w:szCs w:val="21"/>
+          <w:shd w:val="clear" w:color="auto" w:fill="FFFFFF"/>
+        </w:rPr>
+        <w:t xml:space="preserve"> Date &amp; Time Functions</w:t>
+      </w:r>
+      <w:r>
+        <w:rPr>
+          <w:rFonts w:ascii="Segoe UI" w:hAnsi="Segoe UI" w:cs="Segoe UI"/>
+          <w:sz w:val="21"/>
+          <w:szCs w:val="21"/>
+        </w:rPr>
+        <w:br/>
+      </w:r>
+      <w:r>
+        <w:rPr>
+          <w:rStyle w:val="white-space-pre"/>
+          <w:rFonts w:ascii="Segoe UI" w:hAnsi="Segoe UI" w:cs="Segoe UI"/>
+          <w:sz w:val="21"/>
+          <w:szCs w:val="21"/>
+        </w:rPr>
+        <w:t xml:space="preserve"> </w:t>
+      </w:r>
+      <w:r>
+        <w:rPr>
+          <w:rFonts w:ascii="Segoe UI Emoji" w:hAnsi="Segoe UI Emoji" w:cs="Segoe UI Emoji"/>
+          <w:sz w:val="21"/>
+          <w:szCs w:val="21"/>
+          <w:shd w:val="clear" w:color="auto" w:fill="FFFFFF"/>
+        </w:rPr>
+        <w:t>✅</w:t>
+      </w:r>
+      <w:r>
+        <w:rPr>
+          <w:rFonts w:ascii="Segoe UI" w:hAnsi="Segoe UI" w:cs="Segoe UI"/>
+          <w:sz w:val="21"/>
+          <w:szCs w:val="21"/>
+          <w:shd w:val="clear" w:color="auto" w:fill="FFFFFF"/>
+        </w:rPr>
+        <w:t xml:space="preserve"> NULL Functions</w:t>
+      </w:r>
+      <w:r>
+        <w:rPr>
+          <w:rFonts w:ascii="Segoe UI" w:hAnsi="Segoe UI" w:cs="Segoe UI"/>
+          <w:sz w:val="21"/>
+          <w:szCs w:val="21"/>
+        </w:rPr>
+        <w:br/>
+      </w:r>
+      <w:r>
+        <w:rPr>
+          <w:rStyle w:val="white-space-pre"/>
+          <w:rFonts w:ascii="Segoe UI" w:hAnsi="Segoe UI" w:cs="Segoe UI"/>
+          <w:sz w:val="21"/>
+          <w:szCs w:val="21"/>
+        </w:rPr>
+        <w:t xml:space="preserve"> </w:t>
+      </w:r>
+      <w:r>
+        <w:rPr>
+          <w:rFonts w:ascii="Segoe UI Emoji" w:hAnsi="Segoe UI Emoji" w:cs="Segoe UI Emoji"/>
+          <w:sz w:val="21"/>
+          <w:szCs w:val="21"/>
+          <w:shd w:val="clear" w:color="auto" w:fill="FFFFFF"/>
+        </w:rPr>
+        <w:t>✅</w:t>
+      </w:r>
+      <w:r>
+        <w:rPr>
+          <w:rFonts w:ascii="Segoe UI" w:hAnsi="Segoe UI" w:cs="Segoe UI"/>
+          <w:sz w:val="21"/>
+          <w:szCs w:val="21"/>
+          <w:shd w:val="clear" w:color="auto" w:fill="FFFFFF"/>
+        </w:rPr>
+        <w:t xml:space="preserve"> Conversion Functions</w:t>
+      </w:r>
+      <w:r>
+        <w:rPr>
+          <w:rFonts w:ascii="Segoe UI" w:hAnsi="Segoe UI" w:cs="Segoe UI"/>
+          <w:sz w:val="21"/>
+          <w:szCs w:val="21"/>
+        </w:rPr>
+        <w:br/>
+      </w:r>
+      <w:r>
+        <w:rPr>
+          <w:rFonts w:ascii="Cambria Math" w:hAnsi="Cambria Math" w:cs="Cambria Math"/>
+          <w:sz w:val="21"/>
+          <w:szCs w:val="21"/>
+          <w:shd w:val="clear" w:color="auto" w:fill="FFFFFF"/>
+        </w:rPr>
+        <w:t>𝗠𝗼𝘀𝘁</w:t>
+      </w:r>
+      <w:r>
+        <w:rPr>
+          <w:rFonts w:ascii="Segoe UI" w:hAnsi="Segoe UI" w:cs="Segoe UI"/>
+          <w:sz w:val="21"/>
+          <w:szCs w:val="21"/>
+          <w:shd w:val="clear" w:color="auto" w:fill="FFFFFF"/>
+        </w:rPr>
+        <w:t xml:space="preserve"> </w:t>
+      </w:r>
+      <w:r>
+        <w:rPr>
+          <w:rFonts w:ascii="Cambria Math" w:hAnsi="Cambria Math" w:cs="Cambria Math"/>
+          <w:sz w:val="21"/>
+          <w:szCs w:val="21"/>
+          <w:shd w:val="clear" w:color="auto" w:fill="FFFFFF"/>
+        </w:rPr>
+        <w:t>𝗮𝘀𝗸𝗲𝗱</w:t>
+      </w:r>
+      <w:r>
+        <w:rPr>
+          <w:rFonts w:ascii="Segoe UI" w:hAnsi="Segoe UI" w:cs="Segoe UI"/>
+          <w:sz w:val="21"/>
+          <w:szCs w:val="21"/>
+          <w:shd w:val="clear" w:color="auto" w:fill="FFFFFF"/>
+        </w:rPr>
+        <w:t xml:space="preserve"> </w:t>
+      </w:r>
+      <w:r>
+        <w:rPr>
+          <w:rFonts w:ascii="Cambria Math" w:hAnsi="Cambria Math" w:cs="Cambria Math"/>
+          <w:sz w:val="21"/>
+          <w:szCs w:val="21"/>
+          <w:shd w:val="clear" w:color="auto" w:fill="FFFFFF"/>
+        </w:rPr>
+        <w:t>𝗳𝘂𝗻𝗰𝘁𝗶𝗼𝗻𝘀</w:t>
+      </w:r>
+      <w:r>
+        <w:rPr>
+          <w:rFonts w:ascii="Segoe UI" w:hAnsi="Segoe UI" w:cs="Segoe UI"/>
+          <w:sz w:val="21"/>
+          <w:szCs w:val="21"/>
+          <w:shd w:val="clear" w:color="auto" w:fill="FFFFFF"/>
+        </w:rPr>
+        <w:t>:</w:t>
+      </w:r>
+      <w:r>
+        <w:rPr>
+          <w:rFonts w:ascii="Segoe UI" w:hAnsi="Segoe UI" w:cs="Segoe UI"/>
+          <w:sz w:val="21"/>
+          <w:szCs w:val="21"/>
+        </w:rPr>
+        <w:br/>
+      </w:r>
+      <w:r>
+        <w:rPr>
+          <w:rFonts w:ascii="Segoe UI" w:hAnsi="Segoe UI" w:cs="Segoe UI"/>
+          <w:sz w:val="21"/>
+          <w:szCs w:val="21"/>
+          <w:shd w:val="clear" w:color="auto" w:fill="FFFFFF"/>
+        </w:rPr>
+        <w:t>• ROW_NUMBER()</w:t>
+      </w:r>
+      <w:r>
+        <w:rPr>
+          <w:rFonts w:ascii="Segoe UI" w:hAnsi="Segoe UI" w:cs="Segoe UI"/>
+          <w:sz w:val="21"/>
+          <w:szCs w:val="21"/>
+        </w:rPr>
+        <w:br/>
+      </w:r>
+      <w:r>
+        <w:rPr>
+          <w:rStyle w:val="white-space-pre"/>
+          <w:rFonts w:ascii="Segoe UI" w:hAnsi="Segoe UI" w:cs="Segoe UI"/>
+          <w:sz w:val="21"/>
+          <w:szCs w:val="21"/>
+        </w:rPr>
+        <w:t xml:space="preserve"> </w:t>
+      </w:r>
+      <w:r>
+        <w:rPr>
+          <w:rFonts w:ascii="Segoe UI" w:hAnsi="Segoe UI" w:cs="Segoe UI"/>
+          <w:sz w:val="21"/>
+          <w:szCs w:val="21"/>
+          <w:shd w:val="clear" w:color="auto" w:fill="FFFFFF"/>
+        </w:rPr>
+        <w:t>• RANK() &amp; DENSE_RANK()</w:t>
+      </w:r>
+      <w:r>
+        <w:rPr>
+          <w:rFonts w:ascii="Segoe UI" w:hAnsi="Segoe UI" w:cs="Segoe UI"/>
+          <w:sz w:val="21"/>
+          <w:szCs w:val="21"/>
+        </w:rPr>
+        <w:br/>
+      </w:r>
+      <w:r>
+        <w:rPr>
+          <w:rStyle w:val="white-space-pre"/>
+          <w:rFonts w:ascii="Segoe UI" w:hAnsi="Segoe UI" w:cs="Segoe UI"/>
+          <w:sz w:val="21"/>
+          <w:szCs w:val="21"/>
+        </w:rPr>
+        <w:lastRenderedPageBreak/>
+        <w:t xml:space="preserve"> </w:t>
+      </w:r>
+      <w:r>
+        <w:rPr>
+          <w:rFonts w:ascii="Segoe UI" w:hAnsi="Segoe UI" w:cs="Segoe UI"/>
+          <w:sz w:val="21"/>
+          <w:szCs w:val="21"/>
+          <w:shd w:val="clear" w:color="auto" w:fill="FFFFFF"/>
+        </w:rPr>
+        <w:t>• LAG() &amp; LEAD()</w:t>
+      </w:r>
+      <w:r>
+        <w:rPr>
+          <w:rFonts w:ascii="Segoe UI" w:hAnsi="Segoe UI" w:cs="Segoe UI"/>
+          <w:sz w:val="21"/>
+          <w:szCs w:val="21"/>
+        </w:rPr>
+        <w:br/>
+      </w:r>
+      <w:r>
+        <w:rPr>
+          <w:rStyle w:val="white-space-pre"/>
+          <w:rFonts w:ascii="Segoe UI" w:hAnsi="Segoe UI" w:cs="Segoe UI"/>
+          <w:sz w:val="21"/>
+          <w:szCs w:val="21"/>
+        </w:rPr>
+        <w:t xml:space="preserve"> </w:t>
+      </w:r>
+      <w:r>
+        <w:rPr>
+          <w:rFonts w:ascii="Segoe UI" w:hAnsi="Segoe UI" w:cs="Segoe UI"/>
+          <w:sz w:val="21"/>
+          <w:szCs w:val="21"/>
+          <w:shd w:val="clear" w:color="auto" w:fill="FFFFFF"/>
+        </w:rPr>
+        <w:t>• NTILE()</w:t>
+      </w:r>
+      <w:r>
+        <w:rPr>
+          <w:rFonts w:ascii="Segoe UI" w:hAnsi="Segoe UI" w:cs="Segoe UI"/>
+          <w:sz w:val="21"/>
+          <w:szCs w:val="21"/>
+        </w:rPr>
+        <w:br/>
+      </w:r>
+      <w:r>
+        <w:rPr>
+          <w:rStyle w:val="white-space-pre"/>
+          <w:rFonts w:ascii="Segoe UI" w:hAnsi="Segoe UI" w:cs="Segoe UI"/>
+          <w:sz w:val="21"/>
+          <w:szCs w:val="21"/>
+        </w:rPr>
+        <w:t xml:space="preserve"> </w:t>
+      </w:r>
+      <w:r>
+        <w:rPr>
+          <w:rFonts w:ascii="Segoe UI" w:hAnsi="Segoe UI" w:cs="Segoe UI"/>
+          <w:sz w:val="21"/>
+          <w:szCs w:val="21"/>
+          <w:shd w:val="clear" w:color="auto" w:fill="FFFFFF"/>
+        </w:rPr>
+        <w:t>• FIRST_VALUE() &amp; LAST_VALUE()</w:t>
+      </w:r>
+      <w:r>
+        <w:rPr>
+          <w:rFonts w:ascii="Segoe UI" w:hAnsi="Segoe UI" w:cs="Segoe UI"/>
+          <w:sz w:val="21"/>
+          <w:szCs w:val="21"/>
+        </w:rPr>
+        <w:br/>
+      </w:r>
+      <w:r>
+        <w:rPr>
+          <w:rStyle w:val="white-space-pre"/>
+          <w:rFonts w:ascii="Segoe UI" w:hAnsi="Segoe UI" w:cs="Segoe UI"/>
+          <w:sz w:val="21"/>
+          <w:szCs w:val="21"/>
+        </w:rPr>
+        <w:t xml:space="preserve"> </w:t>
+      </w:r>
+      <w:r>
+        <w:rPr>
+          <w:rFonts w:ascii="Segoe UI" w:hAnsi="Segoe UI" w:cs="Segoe UI"/>
+          <w:sz w:val="21"/>
+          <w:szCs w:val="21"/>
+          <w:shd w:val="clear" w:color="auto" w:fill="FFFFFF"/>
+        </w:rPr>
+        <w:t>• CUME_DIST() &amp; PERCENT_RANK()</w:t>
+      </w:r>
+      <w:r>
+        <w:rPr>
+          <w:rFonts w:ascii="Segoe UI" w:hAnsi="Segoe UI" w:cs="Segoe UI"/>
+          <w:sz w:val="21"/>
+          <w:szCs w:val="21"/>
+        </w:rPr>
+        <w:br/>
+      </w:r>
+      <w:r>
+        <w:rPr>
+          <w:rStyle w:val="white-space-pre"/>
+          <w:rFonts w:ascii="Segoe UI" w:hAnsi="Segoe UI" w:cs="Segoe UI"/>
+          <w:sz w:val="21"/>
+          <w:szCs w:val="21"/>
+        </w:rPr>
+        <w:t xml:space="preserve"> </w:t>
+      </w:r>
+      <w:r>
+        <w:rPr>
+          <w:rFonts w:ascii="Segoe UI" w:hAnsi="Segoe UI" w:cs="Segoe UI"/>
+          <w:sz w:val="21"/>
+          <w:szCs w:val="21"/>
+          <w:shd w:val="clear" w:color="auto" w:fill="FFFFFF"/>
+        </w:rPr>
+        <w:t>• COUNT(), SUM(), AVG(), MIN(), MAX()</w:t>
+      </w:r>
+      <w:r>
+        <w:rPr>
+          <w:rFonts w:ascii="Segoe UI" w:hAnsi="Segoe UI" w:cs="Segoe UI"/>
+          <w:sz w:val="21"/>
+          <w:szCs w:val="21"/>
+        </w:rPr>
+        <w:br/>
+      </w:r>
+      <w:r>
+        <w:rPr>
+          <w:rStyle w:val="white-space-pre"/>
+          <w:rFonts w:ascii="Segoe UI" w:hAnsi="Segoe UI" w:cs="Segoe UI"/>
+          <w:sz w:val="21"/>
+          <w:szCs w:val="21"/>
+        </w:rPr>
+        <w:t xml:space="preserve"> </w:t>
+      </w:r>
+      <w:r>
+        <w:rPr>
+          <w:rFonts w:ascii="Segoe UI" w:hAnsi="Segoe UI" w:cs="Segoe UI"/>
+          <w:sz w:val="21"/>
+          <w:szCs w:val="21"/>
+          <w:shd w:val="clear" w:color="auto" w:fill="FFFFFF"/>
+        </w:rPr>
+        <w:t>• COALESCE(), IFNULL(), NVL(), NULLIF()</w:t>
+      </w:r>
+      <w:r>
+        <w:rPr>
+          <w:rFonts w:ascii="Segoe UI" w:hAnsi="Segoe UI" w:cs="Segoe UI"/>
+          <w:sz w:val="21"/>
+          <w:szCs w:val="21"/>
+        </w:rPr>
+        <w:br/>
+      </w:r>
+      <w:r>
+        <w:rPr>
+          <w:rStyle w:val="white-space-pre"/>
+          <w:rFonts w:ascii="Segoe UI" w:hAnsi="Segoe UI" w:cs="Segoe UI"/>
+          <w:sz w:val="21"/>
+          <w:szCs w:val="21"/>
+        </w:rPr>
+        <w:t xml:space="preserve"> </w:t>
+      </w:r>
+      <w:r>
+        <w:rPr>
+          <w:rFonts w:ascii="Segoe UI" w:hAnsi="Segoe UI" w:cs="Segoe UI"/>
+          <w:sz w:val="21"/>
+          <w:szCs w:val="21"/>
+          <w:shd w:val="clear" w:color="auto" w:fill="FFFFFF"/>
+        </w:rPr>
+        <w:t>• CAST(), TO_DATE(), TO_TIMESTAMP()</w:t>
+      </w:r>
+      <w:r>
+        <w:rPr>
+          <w:rFonts w:ascii="Segoe UI" w:hAnsi="Segoe UI" w:cs="Segoe UI"/>
+          <w:sz w:val="21"/>
+          <w:szCs w:val="21"/>
+        </w:rPr>
+        <w:br/>
+      </w:r>
+      <w:r>
+        <w:rPr>
+          <w:rStyle w:val="white-space-pre"/>
+          <w:rFonts w:ascii="Segoe UI" w:hAnsi="Segoe UI" w:cs="Segoe UI"/>
+          <w:sz w:val="21"/>
+          <w:szCs w:val="21"/>
+        </w:rPr>
+        <w:t xml:space="preserve"> </w:t>
+      </w:r>
+      <w:r>
+        <w:rPr>
+          <w:rFonts w:ascii="Segoe UI" w:hAnsi="Segoe UI" w:cs="Segoe UI"/>
+          <w:sz w:val="21"/>
+          <w:szCs w:val="21"/>
+          <w:shd w:val="clear" w:color="auto" w:fill="FFFFFF"/>
+        </w:rPr>
+        <w:t>• CURRENT_DATE(), DATE_ADD(), DATEDIFF()</w:t>
+      </w:r>
+      <w:r>
+        <w:rPr>
+          <w:rFonts w:ascii="Segoe UI" w:hAnsi="Segoe UI" w:cs="Segoe UI"/>
+          <w:sz w:val="21"/>
+          <w:szCs w:val="21"/>
+        </w:rPr>
+        <w:br/>
+      </w:r>
+      <w:r>
+        <w:rPr>
+          <w:rStyle w:val="white-space-pre"/>
+          <w:rFonts w:ascii="Segoe UI" w:hAnsi="Segoe UI" w:cs="Segoe UI"/>
+          <w:sz w:val="21"/>
+          <w:szCs w:val="21"/>
+        </w:rPr>
+        <w:t xml:space="preserve"> </w:t>
+      </w:r>
+      <w:r>
+        <w:rPr>
+          <w:rFonts w:ascii="Segoe UI" w:hAnsi="Segoe UI" w:cs="Segoe UI"/>
+          <w:sz w:val="21"/>
+          <w:szCs w:val="21"/>
+          <w:shd w:val="clear" w:color="auto" w:fill="FFFFFF"/>
+        </w:rPr>
+        <w:t>• ABS(), ROUND(), FLOOR(), CEIL(), POWER()</w:t>
+      </w:r>
+      <w:r>
+        <w:rPr>
+          <w:rFonts w:ascii="Segoe UI" w:hAnsi="Segoe UI" w:cs="Segoe UI"/>
+          <w:sz w:val="21"/>
+          <w:szCs w:val="21"/>
+        </w:rPr>
+        <w:br/>
+      </w:r>
+      <w:r>
+        <w:rPr>
+          <w:rStyle w:val="white-space-pre"/>
+          <w:rFonts w:ascii="Segoe UI" w:hAnsi="Segoe UI" w:cs="Segoe UI"/>
+          <w:sz w:val="21"/>
+          <w:szCs w:val="21"/>
+        </w:rPr>
+        <w:t xml:space="preserve"> </w:t>
+      </w:r>
+      <w:r>
+        <w:rPr>
+          <w:rFonts w:ascii="Segoe UI" w:hAnsi="Segoe UI" w:cs="Segoe UI"/>
+          <w:sz w:val="21"/>
+          <w:szCs w:val="21"/>
+          <w:shd w:val="clear" w:color="auto" w:fill="FFFFFF"/>
+        </w:rPr>
+        <w:t>• UPPER(), LOWER(), SUBSTRING(), CONCAT(), REPLACE()</w:t>
+      </w:r>
+      <w:r>
+        <w:rPr>
+          <w:rFonts w:ascii="Segoe UI" w:hAnsi="Segoe UI" w:cs="Segoe UI"/>
+          <w:sz w:val="21"/>
+          <w:szCs w:val="21"/>
+        </w:rPr>
+        <w:br/>
+      </w:r>
+      <w:r>
+        <w:rPr>
+          <w:rStyle w:val="white-space-pre"/>
+          <w:rFonts w:ascii="Segoe UI" w:hAnsi="Segoe UI" w:cs="Segoe UI"/>
+          <w:sz w:val="21"/>
+          <w:szCs w:val="21"/>
+        </w:rPr>
+        <w:t xml:space="preserve"> </w:t>
+      </w:r>
+      <w:r>
+        <w:rPr>
+          <w:rFonts w:ascii="Segoe UI" w:hAnsi="Segoe UI" w:cs="Segoe UI"/>
+          <w:sz w:val="21"/>
+          <w:szCs w:val="21"/>
+          <w:shd w:val="clear" w:color="auto" w:fill="FFFFFF"/>
+        </w:rPr>
+        <w:t>…and many more.</w:t>
+      </w:r>
+      <w:r>
+        <w:rPr>
+          <w:rFonts w:ascii="Segoe UI" w:hAnsi="Segoe UI" w:cs="Segoe UI"/>
+          <w:sz w:val="21"/>
+          <w:szCs w:val="21"/>
+        </w:rPr>
+        <w:br/>
+      </w:r>
+      <w:r>
+        <w:rPr>
+          <w:rFonts w:ascii="Segoe UI" w:hAnsi="Segoe UI" w:cs="Segoe UI"/>
+          <w:sz w:val="21"/>
+          <w:szCs w:val="21"/>
+          <w:shd w:val="clear" w:color="auto" w:fill="FFFFFF"/>
+        </w:rPr>
+        <w:t>Mastering these functions will help you solve:</w:t>
+      </w:r>
+      <w:r>
+        <w:rPr>
+          <w:rFonts w:ascii="Segoe UI" w:hAnsi="Segoe UI" w:cs="Segoe UI"/>
+          <w:sz w:val="21"/>
+          <w:szCs w:val="21"/>
+        </w:rPr>
+        <w:br/>
+      </w:r>
+      <w:r>
+        <w:rPr>
+          <w:rFonts w:ascii="Segoe UI" w:hAnsi="Segoe UI" w:cs="Segoe UI"/>
+          <w:sz w:val="21"/>
+          <w:szCs w:val="21"/>
+          <w:shd w:val="clear" w:color="auto" w:fill="FFFFFF"/>
+        </w:rPr>
+        <w:t>SQL coding rounds</w:t>
+      </w:r>
+      <w:r>
+        <w:rPr>
+          <w:rFonts w:ascii="Segoe UI" w:hAnsi="Segoe UI" w:cs="Segoe UI"/>
+          <w:sz w:val="21"/>
+          <w:szCs w:val="21"/>
+        </w:rPr>
+        <w:br/>
+      </w:r>
+      <w:r>
+        <w:rPr>
+          <w:rFonts w:ascii="Segoe UI" w:hAnsi="Segoe UI" w:cs="Segoe UI"/>
+          <w:sz w:val="21"/>
+          <w:szCs w:val="21"/>
+          <w:shd w:val="clear" w:color="auto" w:fill="FFFFFF"/>
+        </w:rPr>
+        <w:t>Scenario-based interview questions</w:t>
+      </w:r>
+      <w:r>
+        <w:rPr>
+          <w:rFonts w:ascii="Segoe UI" w:hAnsi="Segoe UI" w:cs="Segoe UI"/>
+          <w:sz w:val="21"/>
+          <w:szCs w:val="21"/>
+        </w:rPr>
+        <w:br/>
+      </w:r>
+      <w:r>
+        <w:rPr>
+          <w:rFonts w:ascii="Segoe UI" w:hAnsi="Segoe UI" w:cs="Segoe UI"/>
+          <w:sz w:val="21"/>
+          <w:szCs w:val="21"/>
+          <w:shd w:val="clear" w:color="auto" w:fill="FFFFFF"/>
+        </w:rPr>
+        <w:t>Real production data transformations</w:t>
+      </w:r>
+      <w:r>
+        <w:rPr>
+          <w:rFonts w:ascii="Segoe UI" w:hAnsi="Segoe UI" w:cs="Segoe UI"/>
+          <w:sz w:val="21"/>
+          <w:szCs w:val="21"/>
+        </w:rPr>
+        <w:br/>
+      </w:r>
+      <w:r>
+        <w:rPr>
+          <w:rFonts w:ascii="Segoe UI" w:hAnsi="Segoe UI" w:cs="Segoe UI"/>
+          <w:sz w:val="21"/>
+          <w:szCs w:val="21"/>
+          <w:shd w:val="clear" w:color="auto" w:fill="FFFFFF"/>
+        </w:rPr>
+        <w:t>Query optimization problems</w:t>
+      </w:r>
+      <w:r>
+        <w:rPr>
+          <w:rFonts w:ascii="Segoe UI" w:hAnsi="Segoe UI" w:cs="Segoe UI"/>
+          <w:sz w:val="21"/>
+          <w:szCs w:val="21"/>
+        </w:rPr>
+        <w:br/>
+      </w:r>
+      <w:r>
+        <w:rPr>
+          <w:rFonts w:ascii="Segoe UI" w:hAnsi="Segoe UI" w:cs="Segoe UI"/>
+          <w:sz w:val="21"/>
+          <w:szCs w:val="21"/>
+        </w:rPr>
+        <w:br/>
+      </w:r>
+      <w:r>
+        <w:rPr>
+          <w:rFonts w:ascii="Segoe UI Emoji" w:hAnsi="Segoe UI Emoji" w:cs="Segoe UI Emoji"/>
+          <w:sz w:val="21"/>
+          <w:szCs w:val="21"/>
+          <w:shd w:val="clear" w:color="auto" w:fill="FFFFFF"/>
+        </w:rPr>
+        <w:t>💙</w:t>
+      </w:r>
+      <w:r>
+        <w:rPr>
+          <w:rFonts w:ascii="Segoe UI" w:hAnsi="Segoe UI" w:cs="Segoe UI"/>
+          <w:sz w:val="21"/>
+          <w:szCs w:val="21"/>
+          <w:shd w:val="clear" w:color="auto" w:fill="FFFFFF"/>
+        </w:rPr>
+        <w:t xml:space="preserve"> Like </w:t>
+      </w:r>
+      <w:r>
+        <w:rPr>
+          <w:rFonts w:ascii="Segoe UI Emoji" w:hAnsi="Segoe UI Emoji" w:cs="Segoe UI Emoji"/>
+          <w:sz w:val="21"/>
+          <w:szCs w:val="21"/>
+          <w:shd w:val="clear" w:color="auto" w:fill="FFFFFF"/>
+        </w:rPr>
+        <w:t>👍</w:t>
+      </w:r>
+      <w:r>
+        <w:rPr>
+          <w:rFonts w:ascii="Segoe UI" w:hAnsi="Segoe UI" w:cs="Segoe UI"/>
+          <w:sz w:val="21"/>
+          <w:szCs w:val="21"/>
+          <w:shd w:val="clear" w:color="auto" w:fill="FFFFFF"/>
+        </w:rPr>
+        <w:t xml:space="preserve"> &amp; Save </w:t>
+      </w:r>
+      <w:r>
+        <w:rPr>
+          <w:rFonts w:ascii="Segoe UI Emoji" w:hAnsi="Segoe UI Emoji" w:cs="Segoe UI Emoji"/>
+          <w:sz w:val="21"/>
+          <w:szCs w:val="21"/>
+          <w:shd w:val="clear" w:color="auto" w:fill="FFFFFF"/>
+        </w:rPr>
+        <w:t>🔖</w:t>
+      </w:r>
+      <w:r>
+        <w:rPr>
+          <w:rFonts w:ascii="Segoe UI" w:hAnsi="Segoe UI" w:cs="Segoe UI"/>
+          <w:sz w:val="21"/>
+          <w:szCs w:val="21"/>
+          <w:shd w:val="clear" w:color="auto" w:fill="FFFFFF"/>
+        </w:rPr>
+        <w:t xml:space="preserve"> for later.</w:t>
+      </w:r>
+      <w:r>
+        <w:rPr>
+          <w:rFonts w:ascii="Segoe UI" w:hAnsi="Segoe UI" w:cs="Segoe UI"/>
+          <w:sz w:val="21"/>
+          <w:szCs w:val="21"/>
+        </w:rPr>
+        <w:br/>
+      </w:r>
+      <w:r>
+        <w:rPr>
+          <w:rFonts w:ascii="Segoe UI" w:hAnsi="Segoe UI" w:cs="Segoe UI"/>
+          <w:sz w:val="21"/>
+          <w:szCs w:val="21"/>
+        </w:rPr>
+        <w:br/>
+      </w:r>
+      <w:r>
+        <w:rPr>
+          <w:rFonts w:ascii="Segoe UI Emoji" w:hAnsi="Segoe UI Emoji" w:cs="Segoe UI Emoji"/>
+          <w:sz w:val="21"/>
+          <w:szCs w:val="21"/>
+          <w:shd w:val="clear" w:color="auto" w:fill="FFFFFF"/>
+        </w:rPr>
+        <w:t>🔄</w:t>
+      </w:r>
+      <w:r>
+        <w:rPr>
+          <w:rFonts w:ascii="Segoe UI" w:hAnsi="Segoe UI" w:cs="Segoe UI"/>
+          <w:sz w:val="21"/>
+          <w:szCs w:val="21"/>
+          <w:shd w:val="clear" w:color="auto" w:fill="FFFFFF"/>
+        </w:rPr>
+        <w:t xml:space="preserve"> Share this post if it adds value to your interview prep.</w:t>
+      </w:r>
+      <w:r>
+        <w:rPr>
+          <w:rFonts w:ascii="Segoe UI" w:hAnsi="Segoe UI" w:cs="Segoe UI"/>
+          <w:sz w:val="21"/>
+          <w:szCs w:val="21"/>
+        </w:rPr>
+        <w:br/>
+      </w:r>
+      <w:r>
+        <w:rPr>
+          <w:rFonts w:ascii="Segoe UI" w:hAnsi="Segoe UI" w:cs="Segoe UI"/>
+          <w:sz w:val="21"/>
+          <w:szCs w:val="21"/>
+        </w:rPr>
+        <w:br/>
+      </w:r>
+      <w:r>
+        <w:rPr>
+          <w:rFonts w:ascii="Segoe UI" w:hAnsi="Segoe UI" w:cs="Segoe UI"/>
+          <w:sz w:val="21"/>
+          <w:szCs w:val="21"/>
+          <w:shd w:val="clear" w:color="auto" w:fill="FFFFFF"/>
+        </w:rPr>
+        <w:t xml:space="preserve">Comment below </w:t>
+      </w:r>
+      <w:r>
+        <w:rPr>
+          <w:rFonts w:ascii="Segoe UI Emoji" w:hAnsi="Segoe UI Emoji" w:cs="Segoe UI Emoji"/>
+          <w:sz w:val="21"/>
+          <w:szCs w:val="21"/>
+          <w:shd w:val="clear" w:color="auto" w:fill="FFFFFF"/>
+        </w:rPr>
+        <w:t>👇</w:t>
+      </w:r>
+      <w:r>
+        <w:rPr>
+          <w:rFonts w:ascii="Segoe UI" w:hAnsi="Segoe UI" w:cs="Segoe UI"/>
+          <w:sz w:val="21"/>
+          <w:szCs w:val="21"/>
+          <w:shd w:val="clear" w:color="auto" w:fill="FFFFFF"/>
+        </w:rPr>
+        <w:t xml:space="preserve"> Which SQL function do you use the most in your daily work?</w:t>
+      </w:r>
+      <w:r>
+        <w:rPr>
+          <w:rFonts w:ascii="Segoe UI" w:hAnsi="Segoe UI" w:cs="Segoe UI"/>
+          <w:sz w:val="21"/>
+          <w:szCs w:val="21"/>
+        </w:rPr>
+        <w:br/>
+      </w:r>
+      <w:r>
+        <w:rPr>
+          <w:rFonts w:ascii="Segoe UI" w:hAnsi="Segoe UI" w:cs="Segoe UI"/>
+          <w:sz w:val="21"/>
+          <w:szCs w:val="21"/>
+        </w:rPr>
+        <w:br/>
+      </w:r>
+      <w:r>
+        <w:rPr>
+          <w:rFonts w:ascii="Cambria Math" w:hAnsi="Cambria Math" w:cs="Cambria Math"/>
+          <w:sz w:val="21"/>
+          <w:szCs w:val="21"/>
+          <w:shd w:val="clear" w:color="auto" w:fill="FFFFFF"/>
+        </w:rPr>
+        <w:t>𝗙𝗼𝗿</w:t>
+      </w:r>
+      <w:r>
+        <w:rPr>
+          <w:rFonts w:ascii="Segoe UI" w:hAnsi="Segoe UI" w:cs="Segoe UI"/>
+          <w:sz w:val="21"/>
+          <w:szCs w:val="21"/>
+          <w:shd w:val="clear" w:color="auto" w:fill="FFFFFF"/>
+        </w:rPr>
+        <w:t xml:space="preserve"> </w:t>
+      </w:r>
+      <w:r>
+        <w:rPr>
+          <w:rFonts w:ascii="Cambria Math" w:hAnsi="Cambria Math" w:cs="Cambria Math"/>
+          <w:sz w:val="21"/>
+          <w:szCs w:val="21"/>
+          <w:shd w:val="clear" w:color="auto" w:fill="FFFFFF"/>
+        </w:rPr>
+        <w:t>𝟭</w:t>
+      </w:r>
+      <w:r>
+        <w:rPr>
+          <w:rFonts w:ascii="Segoe UI" w:hAnsi="Segoe UI" w:cs="Segoe UI"/>
+          <w:sz w:val="21"/>
+          <w:szCs w:val="21"/>
+          <w:shd w:val="clear" w:color="auto" w:fill="FFFFFF"/>
+        </w:rPr>
+        <w:t>:</w:t>
+      </w:r>
+      <w:r>
+        <w:rPr>
+          <w:rFonts w:ascii="Cambria Math" w:hAnsi="Cambria Math" w:cs="Cambria Math"/>
+          <w:sz w:val="21"/>
+          <w:szCs w:val="21"/>
+          <w:shd w:val="clear" w:color="auto" w:fill="FFFFFF"/>
+        </w:rPr>
+        <w:t>𝟭</w:t>
+      </w:r>
+      <w:r>
+        <w:rPr>
+          <w:rFonts w:ascii="Segoe UI" w:hAnsi="Segoe UI" w:cs="Segoe UI"/>
+          <w:sz w:val="21"/>
+          <w:szCs w:val="21"/>
+          <w:shd w:val="clear" w:color="auto" w:fill="FFFFFF"/>
+        </w:rPr>
+        <w:t xml:space="preserve"> </w:t>
+      </w:r>
+      <w:r>
+        <w:rPr>
+          <w:rFonts w:ascii="Cambria Math" w:hAnsi="Cambria Math" w:cs="Cambria Math"/>
+          <w:sz w:val="21"/>
+          <w:szCs w:val="21"/>
+          <w:shd w:val="clear" w:color="auto" w:fill="FFFFFF"/>
+        </w:rPr>
+        <w:t>𝗴𝘂𝗶𝗱𝗮𝗻𝗰𝗲</w:t>
+      </w:r>
+      <w:r>
+        <w:rPr>
+          <w:rFonts w:ascii="Segoe UI" w:hAnsi="Segoe UI" w:cs="Segoe UI"/>
+          <w:sz w:val="21"/>
+          <w:szCs w:val="21"/>
+        </w:rPr>
+        <w:br/>
+      </w:r>
+      <w:r>
+        <w:rPr>
+          <w:rStyle w:val="white-space-pre"/>
+          <w:rFonts w:ascii="Segoe UI" w:hAnsi="Segoe UI" w:cs="Segoe UI"/>
+          <w:sz w:val="21"/>
+          <w:szCs w:val="21"/>
+        </w:rPr>
+        <w:t xml:space="preserve"> </w:t>
+      </w:r>
+      <w:hyperlink r:id="rId8" w:tgtFrame="_self" w:history="1">
+        <w:r>
+          <w:rPr>
+            <w:rStyle w:val="Hyperlink"/>
+            <w:rFonts w:ascii="Segoe UI" w:hAnsi="Segoe UI" w:cs="Segoe UI"/>
+            <w:b/>
+            <w:bCs/>
+            <w:color w:val="0A66C2"/>
+            <w:sz w:val="21"/>
+            <w:szCs w:val="21"/>
+            <w:bdr w:val="none" w:sz="0" w:space="0" w:color="auto" w:frame="1"/>
+          </w:rPr>
+          <w:t>https://lnkd.in/gxjZT5P3</w:t>
+        </w:r>
+      </w:hyperlink>
+      <w:r>
+        <w:rPr>
+          <w:rFonts w:ascii="Segoe UI" w:hAnsi="Segoe UI" w:cs="Segoe UI"/>
+          <w:sz w:val="21"/>
+          <w:szCs w:val="21"/>
+        </w:rPr>
+        <w:br/>
+      </w:r>
+      <w:r>
+        <w:rPr>
+          <w:rFonts w:ascii="Segoe UI" w:hAnsi="Segoe UI" w:cs="Segoe UI"/>
+          <w:sz w:val="21"/>
+          <w:szCs w:val="21"/>
+        </w:rPr>
+        <w:br/>
+      </w:r>
+      <w:r>
+        <w:rPr>
+          <w:rFonts w:ascii="Segoe UI Emoji" w:hAnsi="Segoe UI Emoji" w:cs="Segoe UI Emoji"/>
+          <w:sz w:val="21"/>
+          <w:szCs w:val="21"/>
+          <w:shd w:val="clear" w:color="auto" w:fill="FFFFFF"/>
+        </w:rPr>
+        <w:t>🚀</w:t>
+      </w:r>
+      <w:r>
+        <w:rPr>
+          <w:rFonts w:ascii="Segoe UI" w:hAnsi="Segoe UI" w:cs="Segoe UI"/>
+          <w:sz w:val="21"/>
+          <w:szCs w:val="21"/>
+          <w:shd w:val="clear" w:color="auto" w:fill="FFFFFF"/>
+        </w:rPr>
+        <w:t xml:space="preserve"> </w:t>
+      </w:r>
+      <w:r>
+        <w:rPr>
+          <w:rFonts w:ascii="Cambria Math" w:hAnsi="Cambria Math" w:cs="Cambria Math"/>
+          <w:sz w:val="21"/>
+          <w:szCs w:val="21"/>
+          <w:shd w:val="clear" w:color="auto" w:fill="FFFFFF"/>
+        </w:rPr>
+        <w:t>𝗟𝗲𝘃𝗲𝗹</w:t>
+      </w:r>
+      <w:r>
+        <w:rPr>
+          <w:rFonts w:ascii="Segoe UI" w:hAnsi="Segoe UI" w:cs="Segoe UI"/>
+          <w:sz w:val="21"/>
+          <w:szCs w:val="21"/>
+          <w:shd w:val="clear" w:color="auto" w:fill="FFFFFF"/>
+        </w:rPr>
+        <w:t xml:space="preserve"> </w:t>
+      </w:r>
+      <w:r>
+        <w:rPr>
+          <w:rFonts w:ascii="Cambria Math" w:hAnsi="Cambria Math" w:cs="Cambria Math"/>
+          <w:sz w:val="21"/>
+          <w:szCs w:val="21"/>
+          <w:shd w:val="clear" w:color="auto" w:fill="FFFFFF"/>
+        </w:rPr>
+        <w:t>𝘂𝗽</w:t>
+      </w:r>
+      <w:r>
+        <w:rPr>
+          <w:rFonts w:ascii="Segoe UI" w:hAnsi="Segoe UI" w:cs="Segoe UI"/>
+          <w:sz w:val="21"/>
+          <w:szCs w:val="21"/>
+          <w:shd w:val="clear" w:color="auto" w:fill="FFFFFF"/>
+        </w:rPr>
+        <w:t xml:space="preserve"> </w:t>
+      </w:r>
+      <w:r>
+        <w:rPr>
+          <w:rFonts w:ascii="Cambria Math" w:hAnsi="Cambria Math" w:cs="Cambria Math"/>
+          <w:sz w:val="21"/>
+          <w:szCs w:val="21"/>
+          <w:shd w:val="clear" w:color="auto" w:fill="FFFFFF"/>
+        </w:rPr>
+        <w:t>𝘆𝗼𝘂𝗿</w:t>
+      </w:r>
+      <w:r>
+        <w:rPr>
+          <w:rFonts w:ascii="Segoe UI" w:hAnsi="Segoe UI" w:cs="Segoe UI"/>
+          <w:sz w:val="21"/>
+          <w:szCs w:val="21"/>
+          <w:shd w:val="clear" w:color="auto" w:fill="FFFFFF"/>
+        </w:rPr>
+        <w:t xml:space="preserve"> </w:t>
+      </w:r>
+      <w:r>
+        <w:rPr>
+          <w:rFonts w:ascii="Cambria Math" w:hAnsi="Cambria Math" w:cs="Cambria Math"/>
+          <w:sz w:val="21"/>
+          <w:szCs w:val="21"/>
+          <w:shd w:val="clear" w:color="auto" w:fill="FFFFFF"/>
+        </w:rPr>
+        <w:t>𝗗𝗮𝘁𝗮</w:t>
+      </w:r>
+      <w:r>
+        <w:rPr>
+          <w:rFonts w:ascii="Segoe UI" w:hAnsi="Segoe UI" w:cs="Segoe UI"/>
+          <w:sz w:val="21"/>
+          <w:szCs w:val="21"/>
+          <w:shd w:val="clear" w:color="auto" w:fill="FFFFFF"/>
+        </w:rPr>
+        <w:t xml:space="preserve"> </w:t>
+      </w:r>
+      <w:r>
+        <w:rPr>
+          <w:rFonts w:ascii="Cambria Math" w:hAnsi="Cambria Math" w:cs="Cambria Math"/>
+          <w:sz w:val="21"/>
+          <w:szCs w:val="21"/>
+          <w:shd w:val="clear" w:color="auto" w:fill="FFFFFF"/>
+        </w:rPr>
+        <w:t>𝗘𝗻𝗴𝗶𝗻𝗲𝗲𝗿𝗶𝗻𝗴</w:t>
+      </w:r>
+      <w:r>
+        <w:rPr>
+          <w:rFonts w:ascii="Segoe UI" w:hAnsi="Segoe UI" w:cs="Segoe UI"/>
+          <w:sz w:val="21"/>
+          <w:szCs w:val="21"/>
+          <w:shd w:val="clear" w:color="auto" w:fill="FFFFFF"/>
+        </w:rPr>
+        <w:t xml:space="preserve"> </w:t>
+      </w:r>
+      <w:r>
+        <w:rPr>
+          <w:rFonts w:ascii="Cambria Math" w:hAnsi="Cambria Math" w:cs="Cambria Math"/>
+          <w:sz w:val="21"/>
+          <w:szCs w:val="21"/>
+          <w:shd w:val="clear" w:color="auto" w:fill="FFFFFF"/>
+        </w:rPr>
+        <w:t>𝗽𝗿𝗲𝗽</w:t>
+      </w:r>
+      <w:r>
+        <w:rPr>
+          <w:rFonts w:ascii="Segoe UI" w:hAnsi="Segoe UI" w:cs="Segoe UI"/>
+          <w:sz w:val="21"/>
+          <w:szCs w:val="21"/>
+          <w:shd w:val="clear" w:color="auto" w:fill="FFFFFF"/>
+        </w:rPr>
+        <w:t>:</w:t>
+      </w:r>
+      <w:r>
+        <w:rPr>
+          <w:rFonts w:ascii="Segoe UI" w:hAnsi="Segoe UI" w:cs="Segoe UI"/>
+          <w:sz w:val="21"/>
+          <w:szCs w:val="21"/>
+        </w:rPr>
+        <w:br/>
+      </w:r>
+      <w:r>
+        <w:rPr>
+          <w:rFonts w:ascii="Segoe UI Emoji" w:hAnsi="Segoe UI Emoji" w:cs="Segoe UI Emoji"/>
+          <w:sz w:val="21"/>
+          <w:szCs w:val="21"/>
+          <w:shd w:val="clear" w:color="auto" w:fill="FFFFFF"/>
+        </w:rPr>
+        <w:t>🔹</w:t>
+      </w:r>
+      <w:r>
+        <w:rPr>
+          <w:rFonts w:ascii="Segoe UI" w:hAnsi="Segoe UI" w:cs="Segoe UI"/>
+          <w:sz w:val="21"/>
+          <w:szCs w:val="21"/>
+          <w:shd w:val="clear" w:color="auto" w:fill="FFFFFF"/>
+        </w:rPr>
+        <w:t xml:space="preserve"> </w:t>
+      </w:r>
+      <w:r>
+        <w:rPr>
+          <w:rFonts w:ascii="Cambria Math" w:hAnsi="Cambria Math" w:cs="Cambria Math"/>
+          <w:sz w:val="21"/>
+          <w:szCs w:val="21"/>
+          <w:shd w:val="clear" w:color="auto" w:fill="FFFFFF"/>
+        </w:rPr>
+        <w:t>𝗦𝗤𝗟</w:t>
+      </w:r>
+      <w:r>
+        <w:rPr>
+          <w:rFonts w:ascii="Segoe UI" w:hAnsi="Segoe UI" w:cs="Segoe UI"/>
+          <w:sz w:val="21"/>
+          <w:szCs w:val="21"/>
+          <w:shd w:val="clear" w:color="auto" w:fill="FFFFFF"/>
+        </w:rPr>
+        <w:t xml:space="preserve"> </w:t>
+      </w:r>
+      <w:r>
+        <w:rPr>
+          <w:rFonts w:ascii="Cambria Math" w:hAnsi="Cambria Math" w:cs="Cambria Math"/>
+          <w:sz w:val="21"/>
+          <w:szCs w:val="21"/>
+          <w:shd w:val="clear" w:color="auto" w:fill="FFFFFF"/>
+        </w:rPr>
+        <w:t>𝗜𝗻𝘁𝗲𝗿𝘃𝗶𝗲𝘄</w:t>
+      </w:r>
+      <w:r>
+        <w:rPr>
+          <w:rFonts w:ascii="Segoe UI" w:hAnsi="Segoe UI" w:cs="Segoe UI"/>
+          <w:sz w:val="21"/>
+          <w:szCs w:val="21"/>
+          <w:shd w:val="clear" w:color="auto" w:fill="FFFFFF"/>
+        </w:rPr>
+        <w:t xml:space="preserve"> </w:t>
+      </w:r>
+      <w:r>
+        <w:rPr>
+          <w:rFonts w:ascii="Cambria Math" w:hAnsi="Cambria Math" w:cs="Cambria Math"/>
+          <w:sz w:val="21"/>
+          <w:szCs w:val="21"/>
+          <w:shd w:val="clear" w:color="auto" w:fill="FFFFFF"/>
+        </w:rPr>
+        <w:t>𝗠𝗮𝘀𝘁𝗲𝗿𝘆</w:t>
+      </w:r>
+      <w:r>
+        <w:rPr>
+          <w:rFonts w:ascii="Segoe UI" w:hAnsi="Segoe UI" w:cs="Segoe UI"/>
+          <w:sz w:val="21"/>
+          <w:szCs w:val="21"/>
+          <w:shd w:val="clear" w:color="auto" w:fill="FFFFFF"/>
+        </w:rPr>
+        <w:t xml:space="preserve"> – </w:t>
+      </w:r>
+      <w:r>
+        <w:rPr>
+          <w:rFonts w:ascii="Cambria Math" w:hAnsi="Cambria Math" w:cs="Cambria Math"/>
+          <w:sz w:val="21"/>
+          <w:szCs w:val="21"/>
+          <w:shd w:val="clear" w:color="auto" w:fill="FFFFFF"/>
+        </w:rPr>
+        <w:t>𝟮𝟬𝟬</w:t>
+      </w:r>
+      <w:r>
+        <w:rPr>
+          <w:rFonts w:ascii="Segoe UI" w:hAnsi="Segoe UI" w:cs="Segoe UI"/>
+          <w:sz w:val="21"/>
+          <w:szCs w:val="21"/>
+          <w:shd w:val="clear" w:color="auto" w:fill="FFFFFF"/>
+        </w:rPr>
+        <w:t xml:space="preserve">+ </w:t>
+      </w:r>
+      <w:r>
+        <w:rPr>
+          <w:rFonts w:ascii="Cambria Math" w:hAnsi="Cambria Math" w:cs="Cambria Math"/>
+          <w:sz w:val="21"/>
+          <w:szCs w:val="21"/>
+          <w:shd w:val="clear" w:color="auto" w:fill="FFFFFF"/>
+        </w:rPr>
+        <w:t>𝗤𝘂𝗲𝘀𝘁𝗶𝗼𝗻𝘀</w:t>
+      </w:r>
+      <w:r>
+        <w:rPr>
+          <w:rFonts w:ascii="Segoe UI" w:hAnsi="Segoe UI" w:cs="Segoe UI"/>
+          <w:sz w:val="21"/>
+          <w:szCs w:val="21"/>
+        </w:rPr>
+        <w:br/>
+      </w:r>
+      <w:r>
+        <w:rPr>
+          <w:rStyle w:val="white-space-pre"/>
+          <w:rFonts w:ascii="Segoe UI" w:hAnsi="Segoe UI" w:cs="Segoe UI"/>
+          <w:sz w:val="21"/>
+          <w:szCs w:val="21"/>
+        </w:rPr>
+        <w:t xml:space="preserve"> </w:t>
+      </w:r>
+      <w:hyperlink r:id="rId9" w:tgtFrame="_self" w:history="1">
+        <w:r>
+          <w:rPr>
+            <w:rStyle w:val="Hyperlink"/>
+            <w:rFonts w:ascii="Segoe UI" w:hAnsi="Segoe UI" w:cs="Segoe UI"/>
+            <w:b/>
+            <w:bCs/>
+            <w:color w:val="0A66C2"/>
+            <w:sz w:val="21"/>
+            <w:szCs w:val="21"/>
+            <w:bdr w:val="none" w:sz="0" w:space="0" w:color="auto" w:frame="1"/>
+          </w:rPr>
+          <w:t>https://lnkd.in/dYJb42RH</w:t>
+        </w:r>
+      </w:hyperlink>
+      <w:r>
+        <w:rPr>
+          <w:rFonts w:ascii="Segoe UI" w:hAnsi="Segoe UI" w:cs="Segoe UI"/>
+          <w:sz w:val="21"/>
+          <w:szCs w:val="21"/>
+        </w:rPr>
+        <w:br/>
+      </w:r>
+      <w:r>
+        <w:rPr>
+          <w:rFonts w:ascii="Segoe UI" w:hAnsi="Segoe UI" w:cs="Segoe UI"/>
+          <w:sz w:val="21"/>
+          <w:szCs w:val="21"/>
+        </w:rPr>
+        <w:br/>
+      </w:r>
+      <w:r>
+        <w:rPr>
+          <w:rFonts w:ascii="Segoe UI Emoji" w:hAnsi="Segoe UI Emoji" w:cs="Segoe UI Emoji"/>
+          <w:sz w:val="21"/>
+          <w:szCs w:val="21"/>
+          <w:shd w:val="clear" w:color="auto" w:fill="FFFFFF"/>
+        </w:rPr>
+        <w:t>🔹</w:t>
+      </w:r>
+      <w:r>
+        <w:rPr>
+          <w:rFonts w:ascii="Segoe UI" w:hAnsi="Segoe UI" w:cs="Segoe UI"/>
+          <w:sz w:val="21"/>
+          <w:szCs w:val="21"/>
+          <w:shd w:val="clear" w:color="auto" w:fill="FFFFFF"/>
+        </w:rPr>
+        <w:t xml:space="preserve"> </w:t>
+      </w:r>
+      <w:r>
+        <w:rPr>
+          <w:rFonts w:ascii="Cambria Math" w:hAnsi="Cambria Math" w:cs="Cambria Math"/>
+          <w:sz w:val="21"/>
+          <w:szCs w:val="21"/>
+          <w:shd w:val="clear" w:color="auto" w:fill="FFFFFF"/>
+        </w:rPr>
+        <w:t>𝗣𝘆𝗦𝗽𝗮𝗿𝗸</w:t>
+      </w:r>
+      <w:r>
+        <w:rPr>
+          <w:rFonts w:ascii="Segoe UI" w:hAnsi="Segoe UI" w:cs="Segoe UI"/>
+          <w:sz w:val="21"/>
+          <w:szCs w:val="21"/>
+          <w:shd w:val="clear" w:color="auto" w:fill="FFFFFF"/>
+        </w:rPr>
+        <w:t xml:space="preserve"> </w:t>
+      </w:r>
+      <w:r>
+        <w:rPr>
+          <w:rFonts w:ascii="Cambria Math" w:hAnsi="Cambria Math" w:cs="Cambria Math"/>
+          <w:sz w:val="21"/>
+          <w:szCs w:val="21"/>
+          <w:shd w:val="clear" w:color="auto" w:fill="FFFFFF"/>
+        </w:rPr>
+        <w:t>𝗜𝗻𝘁𝗲𝗿𝘃𝗶𝗲𝘄</w:t>
+      </w:r>
+      <w:r>
+        <w:rPr>
+          <w:rFonts w:ascii="Segoe UI" w:hAnsi="Segoe UI" w:cs="Segoe UI"/>
+          <w:sz w:val="21"/>
+          <w:szCs w:val="21"/>
+          <w:shd w:val="clear" w:color="auto" w:fill="FFFFFF"/>
+        </w:rPr>
+        <w:t xml:space="preserve"> </w:t>
+      </w:r>
+      <w:r>
+        <w:rPr>
+          <w:rFonts w:ascii="Cambria Math" w:hAnsi="Cambria Math" w:cs="Cambria Math"/>
+          <w:sz w:val="21"/>
+          <w:szCs w:val="21"/>
+          <w:shd w:val="clear" w:color="auto" w:fill="FFFFFF"/>
+        </w:rPr>
+        <w:t>𝗣𝗿𝗮𝗰𝘁𝗶𝗰𝗲</w:t>
+      </w:r>
+      <w:r>
+        <w:rPr>
+          <w:rFonts w:ascii="Segoe UI" w:hAnsi="Segoe UI" w:cs="Segoe UI"/>
+          <w:sz w:val="21"/>
+          <w:szCs w:val="21"/>
+          <w:shd w:val="clear" w:color="auto" w:fill="FFFFFF"/>
+        </w:rPr>
+        <w:t xml:space="preserve"> – </w:t>
+      </w:r>
+      <w:r>
+        <w:rPr>
+          <w:rFonts w:ascii="Cambria Math" w:hAnsi="Cambria Math" w:cs="Cambria Math"/>
+          <w:sz w:val="21"/>
+          <w:szCs w:val="21"/>
+          <w:shd w:val="clear" w:color="auto" w:fill="FFFFFF"/>
+        </w:rPr>
+        <w:t>𝟵𝟲</w:t>
+      </w:r>
+      <w:r>
+        <w:rPr>
+          <w:rFonts w:ascii="Segoe UI" w:hAnsi="Segoe UI" w:cs="Segoe UI"/>
+          <w:sz w:val="21"/>
+          <w:szCs w:val="21"/>
+          <w:shd w:val="clear" w:color="auto" w:fill="FFFFFF"/>
+        </w:rPr>
+        <w:t xml:space="preserve"> </w:t>
+      </w:r>
+      <w:r>
+        <w:rPr>
+          <w:rFonts w:ascii="Cambria Math" w:hAnsi="Cambria Math" w:cs="Cambria Math"/>
+          <w:sz w:val="21"/>
+          <w:szCs w:val="21"/>
+          <w:shd w:val="clear" w:color="auto" w:fill="FFFFFF"/>
+        </w:rPr>
+        <w:t>𝗤𝘂𝗲𝘀𝘁𝗶𝗼𝗻𝘀</w:t>
+      </w:r>
+      <w:r>
+        <w:rPr>
+          <w:rFonts w:ascii="Segoe UI" w:hAnsi="Segoe UI" w:cs="Segoe UI"/>
+          <w:sz w:val="21"/>
+          <w:szCs w:val="21"/>
+        </w:rPr>
+        <w:br/>
+      </w:r>
+      <w:r>
+        <w:rPr>
+          <w:rStyle w:val="white-space-pre"/>
+          <w:rFonts w:ascii="Segoe UI" w:hAnsi="Segoe UI" w:cs="Segoe UI"/>
+          <w:sz w:val="21"/>
+          <w:szCs w:val="21"/>
+        </w:rPr>
+        <w:t xml:space="preserve"> </w:t>
+      </w:r>
+      <w:hyperlink r:id="rId10" w:tgtFrame="_self" w:history="1">
+        <w:r>
+          <w:rPr>
+            <w:rStyle w:val="Hyperlink"/>
+            <w:rFonts w:ascii="Segoe UI" w:hAnsi="Segoe UI" w:cs="Segoe UI"/>
+            <w:b/>
+            <w:bCs/>
+            <w:color w:val="0A66C2"/>
+            <w:sz w:val="21"/>
+            <w:szCs w:val="21"/>
+            <w:bdr w:val="none" w:sz="0" w:space="0" w:color="auto" w:frame="1"/>
+          </w:rPr>
+          <w:t>https://lnkd.in/dwCEinvH</w:t>
+        </w:r>
+      </w:hyperlink>
+      <w:r>
+        <w:rPr>
+          <w:rFonts w:ascii="Segoe UI" w:hAnsi="Segoe UI" w:cs="Segoe UI"/>
+          <w:sz w:val="21"/>
+          <w:szCs w:val="21"/>
+        </w:rPr>
+        <w:br/>
+      </w:r>
+      <w:r>
+        <w:rPr>
+          <w:rFonts w:ascii="Segoe UI" w:hAnsi="Segoe UI" w:cs="Segoe UI"/>
+          <w:sz w:val="21"/>
+          <w:szCs w:val="21"/>
+        </w:rPr>
+        <w:br/>
+      </w:r>
+      <w:r>
+        <w:rPr>
+          <w:rFonts w:ascii="Segoe UI Emoji" w:hAnsi="Segoe UI Emoji" w:cs="Segoe UI Emoji"/>
+          <w:sz w:val="21"/>
+          <w:szCs w:val="21"/>
+          <w:shd w:val="clear" w:color="auto" w:fill="FFFFFF"/>
+        </w:rPr>
+        <w:t>🔹</w:t>
+      </w:r>
+      <w:r>
+        <w:rPr>
+          <w:rFonts w:ascii="Segoe UI" w:hAnsi="Segoe UI" w:cs="Segoe UI"/>
+          <w:sz w:val="21"/>
+          <w:szCs w:val="21"/>
+          <w:shd w:val="clear" w:color="auto" w:fill="FFFFFF"/>
+        </w:rPr>
+        <w:t xml:space="preserve"> </w:t>
+      </w:r>
+      <w:r>
+        <w:rPr>
+          <w:rFonts w:ascii="Cambria Math" w:hAnsi="Cambria Math" w:cs="Cambria Math"/>
+          <w:sz w:val="21"/>
+          <w:szCs w:val="21"/>
+          <w:shd w:val="clear" w:color="auto" w:fill="FFFFFF"/>
+        </w:rPr>
+        <w:t>𝗗𝗮𝘁𝗮</w:t>
+      </w:r>
+      <w:r>
+        <w:rPr>
+          <w:rFonts w:ascii="Segoe UI" w:hAnsi="Segoe UI" w:cs="Segoe UI"/>
+          <w:sz w:val="21"/>
+          <w:szCs w:val="21"/>
+          <w:shd w:val="clear" w:color="auto" w:fill="FFFFFF"/>
+        </w:rPr>
+        <w:t xml:space="preserve"> </w:t>
+      </w:r>
+      <w:r>
+        <w:rPr>
+          <w:rFonts w:ascii="Cambria Math" w:hAnsi="Cambria Math" w:cs="Cambria Math"/>
+          <w:sz w:val="21"/>
+          <w:szCs w:val="21"/>
+          <w:shd w:val="clear" w:color="auto" w:fill="FFFFFF"/>
+        </w:rPr>
+        <w:t>𝗘𝗻𝗴𝗶𝗻𝗲𝗲𝗿</w:t>
+      </w:r>
+      <w:r>
+        <w:rPr>
+          <w:rFonts w:ascii="Segoe UI" w:hAnsi="Segoe UI" w:cs="Segoe UI"/>
+          <w:sz w:val="21"/>
+          <w:szCs w:val="21"/>
+          <w:shd w:val="clear" w:color="auto" w:fill="FFFFFF"/>
+        </w:rPr>
+        <w:t xml:space="preserve"> </w:t>
+      </w:r>
+      <w:r>
+        <w:rPr>
+          <w:rFonts w:ascii="Cambria Math" w:hAnsi="Cambria Math" w:cs="Cambria Math"/>
+          <w:sz w:val="21"/>
+          <w:szCs w:val="21"/>
+          <w:shd w:val="clear" w:color="auto" w:fill="FFFFFF"/>
+        </w:rPr>
+        <w:t>𝗣𝘆𝘁𝗵𝗼𝗻</w:t>
+      </w:r>
+      <w:r>
+        <w:rPr>
+          <w:rFonts w:ascii="Segoe UI" w:hAnsi="Segoe UI" w:cs="Segoe UI"/>
+          <w:sz w:val="21"/>
+          <w:szCs w:val="21"/>
+          <w:shd w:val="clear" w:color="auto" w:fill="FFFFFF"/>
+        </w:rPr>
+        <w:t xml:space="preserve"> </w:t>
+      </w:r>
+      <w:r>
+        <w:rPr>
+          <w:rFonts w:ascii="Cambria Math" w:hAnsi="Cambria Math" w:cs="Cambria Math"/>
+          <w:sz w:val="21"/>
+          <w:szCs w:val="21"/>
+          <w:shd w:val="clear" w:color="auto" w:fill="FFFFFF"/>
+        </w:rPr>
+        <w:t>𝗜𝗻𝘁𝗲𝗿𝘃𝗶𝗲𝘄</w:t>
+      </w:r>
+      <w:r>
+        <w:rPr>
+          <w:rFonts w:ascii="Segoe UI" w:hAnsi="Segoe UI" w:cs="Segoe UI"/>
+          <w:sz w:val="21"/>
+          <w:szCs w:val="21"/>
+          <w:shd w:val="clear" w:color="auto" w:fill="FFFFFF"/>
+        </w:rPr>
+        <w:t xml:space="preserve"> – </w:t>
+      </w:r>
+      <w:r>
+        <w:rPr>
+          <w:rFonts w:ascii="Cambria Math" w:hAnsi="Cambria Math" w:cs="Cambria Math"/>
+          <w:sz w:val="21"/>
+          <w:szCs w:val="21"/>
+          <w:shd w:val="clear" w:color="auto" w:fill="FFFFFF"/>
+        </w:rPr>
+        <w:t>𝟭𝟬𝟬</w:t>
+      </w:r>
+      <w:r>
+        <w:rPr>
+          <w:rFonts w:ascii="Segoe UI" w:hAnsi="Segoe UI" w:cs="Segoe UI"/>
+          <w:sz w:val="21"/>
+          <w:szCs w:val="21"/>
+          <w:shd w:val="clear" w:color="auto" w:fill="FFFFFF"/>
+        </w:rPr>
+        <w:t xml:space="preserve"> </w:t>
+      </w:r>
+      <w:r>
+        <w:rPr>
+          <w:rFonts w:ascii="Cambria Math" w:hAnsi="Cambria Math" w:cs="Cambria Math"/>
+          <w:sz w:val="21"/>
+          <w:szCs w:val="21"/>
+          <w:shd w:val="clear" w:color="auto" w:fill="FFFFFF"/>
+        </w:rPr>
+        <w:t>𝗤𝘂𝗲𝘀𝘁𝗶𝗼𝗻𝘀</w:t>
+      </w:r>
+      <w:r>
+        <w:rPr>
+          <w:rFonts w:ascii="Segoe UI" w:hAnsi="Segoe UI" w:cs="Segoe UI"/>
+          <w:sz w:val="21"/>
+          <w:szCs w:val="21"/>
+        </w:rPr>
+        <w:br/>
+      </w:r>
+      <w:r>
+        <w:rPr>
+          <w:rStyle w:val="white-space-pre"/>
+          <w:rFonts w:ascii="Segoe UI" w:hAnsi="Segoe UI" w:cs="Segoe UI"/>
+          <w:sz w:val="21"/>
+          <w:szCs w:val="21"/>
+        </w:rPr>
+        <w:t xml:space="preserve"> </w:t>
+      </w:r>
+      <w:hyperlink r:id="rId11" w:tgtFrame="_self" w:history="1">
+        <w:r>
+          <w:rPr>
+            <w:rStyle w:val="Hyperlink"/>
+            <w:rFonts w:ascii="Segoe UI" w:hAnsi="Segoe UI" w:cs="Segoe UI"/>
+            <w:b/>
+            <w:bCs/>
+            <w:color w:val="0A66C2"/>
+            <w:sz w:val="21"/>
+            <w:szCs w:val="21"/>
+            <w:bdr w:val="none" w:sz="0" w:space="0" w:color="auto" w:frame="1"/>
+          </w:rPr>
+          <w:t>https://lnkd.in/dwKVeFf7</w:t>
+        </w:r>
+      </w:hyperlink>
+      <w:r>
+        <w:rPr>
+          <w:rFonts w:ascii="Segoe UI" w:hAnsi="Segoe UI" w:cs="Segoe UI"/>
+          <w:sz w:val="21"/>
+          <w:szCs w:val="21"/>
+        </w:rPr>
+        <w:br/>
+      </w:r>
+      <w:r>
+        <w:rPr>
+          <w:rFonts w:ascii="Segoe UI" w:hAnsi="Segoe UI" w:cs="Segoe UI"/>
+          <w:sz w:val="21"/>
+          <w:szCs w:val="21"/>
+        </w:rPr>
+        <w:br/>
+      </w:r>
+      <w:r>
+        <w:rPr>
+          <w:rFonts w:ascii="Segoe UI Emoji" w:hAnsi="Segoe UI Emoji" w:cs="Segoe UI Emoji"/>
+          <w:sz w:val="21"/>
+          <w:szCs w:val="21"/>
+          <w:shd w:val="clear" w:color="auto" w:fill="FFFFFF"/>
+        </w:rPr>
+        <w:t>👉</w:t>
+      </w:r>
+      <w:r>
+        <w:rPr>
+          <w:rFonts w:ascii="Segoe UI" w:hAnsi="Segoe UI" w:cs="Segoe UI"/>
+          <w:sz w:val="21"/>
+          <w:szCs w:val="21"/>
+          <w:shd w:val="clear" w:color="auto" w:fill="FFFFFF"/>
+        </w:rPr>
+        <w:t xml:space="preserve"> Follow</w:t>
+      </w:r>
+      <w:r>
+        <w:rPr>
+          <w:rStyle w:val="white-space-pre"/>
+          <w:rFonts w:ascii="Segoe UI" w:hAnsi="Segoe UI" w:cs="Segoe UI"/>
+          <w:sz w:val="21"/>
+          <w:szCs w:val="21"/>
+        </w:rPr>
+        <w:t xml:space="preserve"> </w:t>
+      </w:r>
+      <w:hyperlink r:id="rId12" w:history="1">
+        <w:r>
+          <w:rPr>
+            <w:rStyle w:val="Hyperlink"/>
+            <w:rFonts w:ascii="Segoe UI" w:hAnsi="Segoe UI" w:cs="Segoe UI"/>
+            <w:b/>
+            <w:bCs/>
+            <w:color w:val="0A66C2"/>
+            <w:sz w:val="21"/>
+            <w:szCs w:val="21"/>
+            <w:bdr w:val="none" w:sz="0" w:space="0" w:color="auto" w:frame="1"/>
+          </w:rPr>
+          <w:t>Anuj Shrivastav</w:t>
+        </w:r>
+      </w:hyperlink>
+      <w:r>
+        <w:rPr>
+          <w:rStyle w:val="white-space-pre"/>
+          <w:rFonts w:ascii="Segoe UI" w:hAnsi="Segoe UI" w:cs="Segoe UI"/>
+          <w:sz w:val="21"/>
+          <w:szCs w:val="21"/>
+        </w:rPr>
+        <w:t xml:space="preserve"> </w:t>
+      </w:r>
+      <w:r>
+        <w:rPr>
+          <w:rFonts w:ascii="Segoe UI" w:hAnsi="Segoe UI" w:cs="Segoe UI"/>
+          <w:sz w:val="21"/>
+          <w:szCs w:val="21"/>
+          <w:shd w:val="clear" w:color="auto" w:fill="FFFFFF"/>
+        </w:rPr>
+        <w:t>for more Data Engineering interview content.</w:t>
+      </w:r>
+      <w:r>
+        <w:rPr>
+          <w:rFonts w:ascii="Segoe UI" w:hAnsi="Segoe UI" w:cs="Segoe UI"/>
+          <w:sz w:val="21"/>
+          <w:szCs w:val="21"/>
+        </w:rPr>
+        <w:br/>
+      </w:r>
+      <w:r>
+        <w:rPr>
+          <w:rFonts w:ascii="Segoe UI" w:hAnsi="Segoe UI" w:cs="Segoe UI"/>
+          <w:sz w:val="21"/>
+          <w:szCs w:val="21"/>
+        </w:rPr>
+        <w:br/>
+      </w:r>
+      <w:hyperlink r:id="rId13" w:history="1">
+        <w:proofErr w:type="spellStart"/>
+        <w:r>
+          <w:rPr>
+            <w:rStyle w:val="visually-hidden"/>
+            <w:rFonts w:ascii="Segoe UI" w:hAnsi="Segoe UI" w:cs="Segoe UI"/>
+            <w:b/>
+            <w:bCs/>
+            <w:color w:val="0A66C2"/>
+            <w:sz w:val="21"/>
+            <w:szCs w:val="21"/>
+            <w:u w:val="single"/>
+            <w:bdr w:val="none" w:sz="0" w:space="0" w:color="auto" w:frame="1"/>
+          </w:rPr>
+          <w:t>hashtag</w:t>
+        </w:r>
+        <w:r>
+          <w:rPr>
+            <w:rStyle w:val="Hyperlink"/>
+            <w:rFonts w:ascii="Segoe UI" w:hAnsi="Segoe UI" w:cs="Segoe UI"/>
+            <w:b/>
+            <w:bCs/>
+            <w:color w:val="0A66C2"/>
+            <w:sz w:val="21"/>
+            <w:szCs w:val="21"/>
+            <w:bdr w:val="none" w:sz="0" w:space="0" w:color="auto" w:frame="1"/>
+          </w:rPr>
+          <w:t>#SQL</w:t>
+        </w:r>
+        <w:proofErr w:type="spellEnd"/>
+      </w:hyperlink>
+      <w:r>
+        <w:rPr>
+          <w:rStyle w:val="white-space-pre"/>
+          <w:rFonts w:ascii="Segoe UI" w:hAnsi="Segoe UI" w:cs="Segoe UI"/>
+          <w:sz w:val="21"/>
+          <w:szCs w:val="21"/>
+        </w:rPr>
+        <w:t xml:space="preserve"> </w:t>
+      </w:r>
+      <w:hyperlink r:id="rId14" w:history="1">
+        <w:proofErr w:type="spellStart"/>
+        <w:r>
+          <w:rPr>
+            <w:rStyle w:val="visually-hidden"/>
+            <w:rFonts w:ascii="Segoe UI" w:hAnsi="Segoe UI" w:cs="Segoe UI"/>
+            <w:b/>
+            <w:bCs/>
+            <w:color w:val="0A66C2"/>
+            <w:sz w:val="21"/>
+            <w:szCs w:val="21"/>
+            <w:u w:val="single"/>
+            <w:bdr w:val="none" w:sz="0" w:space="0" w:color="auto" w:frame="1"/>
+          </w:rPr>
+          <w:t>hashtag</w:t>
+        </w:r>
+        <w:r>
+          <w:rPr>
+            <w:rStyle w:val="Hyperlink"/>
+            <w:rFonts w:ascii="Segoe UI" w:hAnsi="Segoe UI" w:cs="Segoe UI"/>
+            <w:b/>
+            <w:bCs/>
+            <w:color w:val="0A66C2"/>
+            <w:sz w:val="21"/>
+            <w:szCs w:val="21"/>
+            <w:bdr w:val="none" w:sz="0" w:space="0" w:color="auto" w:frame="1"/>
+          </w:rPr>
+          <w:t>#DataEngineering</w:t>
+        </w:r>
+        <w:proofErr w:type="spellEnd"/>
+      </w:hyperlink>
+      <w:r>
+        <w:rPr>
+          <w:rStyle w:val="white-space-pre"/>
+          <w:rFonts w:ascii="Segoe UI" w:hAnsi="Segoe UI" w:cs="Segoe UI"/>
+          <w:sz w:val="21"/>
+          <w:szCs w:val="21"/>
+        </w:rPr>
+        <w:t xml:space="preserve"> </w:t>
+      </w:r>
+      <w:hyperlink r:id="rId15" w:history="1">
+        <w:proofErr w:type="spellStart"/>
+        <w:r>
+          <w:rPr>
+            <w:rStyle w:val="visually-hidden"/>
+            <w:rFonts w:ascii="Segoe UI" w:hAnsi="Segoe UI" w:cs="Segoe UI"/>
+            <w:b/>
+            <w:bCs/>
+            <w:color w:val="0A66C2"/>
+            <w:sz w:val="21"/>
+            <w:szCs w:val="21"/>
+            <w:u w:val="single"/>
+            <w:bdr w:val="none" w:sz="0" w:space="0" w:color="auto" w:frame="1"/>
+          </w:rPr>
+          <w:t>hashtag</w:t>
+        </w:r>
+        <w:r>
+          <w:rPr>
+            <w:rStyle w:val="Hyperlink"/>
+            <w:rFonts w:ascii="Segoe UI" w:hAnsi="Segoe UI" w:cs="Segoe UI"/>
+            <w:b/>
+            <w:bCs/>
+            <w:color w:val="0A66C2"/>
+            <w:sz w:val="21"/>
+            <w:szCs w:val="21"/>
+            <w:bdr w:val="none" w:sz="0" w:space="0" w:color="auto" w:frame="1"/>
+          </w:rPr>
+          <w:t>#SQLInterview</w:t>
+        </w:r>
+        <w:proofErr w:type="spellEnd"/>
+      </w:hyperlink>
+      <w:r>
+        <w:rPr>
+          <w:rStyle w:val="white-space-pre"/>
+          <w:rFonts w:ascii="Segoe UI" w:hAnsi="Segoe UI" w:cs="Segoe UI"/>
+          <w:sz w:val="21"/>
+          <w:szCs w:val="21"/>
+        </w:rPr>
+        <w:t xml:space="preserve"> </w:t>
+      </w:r>
+      <w:hyperlink r:id="rId16" w:history="1">
+        <w:proofErr w:type="spellStart"/>
+        <w:r>
+          <w:rPr>
+            <w:rStyle w:val="visually-hidden"/>
+            <w:rFonts w:ascii="Segoe UI" w:hAnsi="Segoe UI" w:cs="Segoe UI"/>
+            <w:b/>
+            <w:bCs/>
+            <w:color w:val="0A66C2"/>
+            <w:sz w:val="21"/>
+            <w:szCs w:val="21"/>
+            <w:u w:val="single"/>
+            <w:bdr w:val="none" w:sz="0" w:space="0" w:color="auto" w:frame="1"/>
+          </w:rPr>
+          <w:t>hashtag</w:t>
+        </w:r>
+        <w:r>
+          <w:rPr>
+            <w:rStyle w:val="Hyperlink"/>
+            <w:rFonts w:ascii="Segoe UI" w:hAnsi="Segoe UI" w:cs="Segoe UI"/>
+            <w:b/>
+            <w:bCs/>
+            <w:color w:val="0A66C2"/>
+            <w:sz w:val="21"/>
+            <w:szCs w:val="21"/>
+            <w:bdr w:val="none" w:sz="0" w:space="0" w:color="auto" w:frame="1"/>
+          </w:rPr>
+          <w:t>#DataEngineer</w:t>
+        </w:r>
+        <w:proofErr w:type="spellEnd"/>
+      </w:hyperlink>
+      <w:r>
+        <w:rPr>
+          <w:rStyle w:val="white-space-pre"/>
+          <w:rFonts w:ascii="Segoe UI" w:hAnsi="Segoe UI" w:cs="Segoe UI"/>
+          <w:sz w:val="21"/>
+          <w:szCs w:val="21"/>
+        </w:rPr>
+        <w:t xml:space="preserve"> </w:t>
+      </w:r>
+      <w:hyperlink r:id="rId17" w:history="1">
+        <w:proofErr w:type="spellStart"/>
+        <w:r>
+          <w:rPr>
+            <w:rStyle w:val="visually-hidden"/>
+            <w:rFonts w:ascii="Segoe UI" w:hAnsi="Segoe UI" w:cs="Segoe UI"/>
+            <w:b/>
+            <w:bCs/>
+            <w:color w:val="0A66C2"/>
+            <w:sz w:val="21"/>
+            <w:szCs w:val="21"/>
+            <w:u w:val="single"/>
+            <w:bdr w:val="none" w:sz="0" w:space="0" w:color="auto" w:frame="1"/>
+          </w:rPr>
+          <w:t>hashtag</w:t>
+        </w:r>
+        <w:r>
+          <w:rPr>
+            <w:rStyle w:val="Hyperlink"/>
+            <w:rFonts w:ascii="Segoe UI" w:hAnsi="Segoe UI" w:cs="Segoe UI"/>
+            <w:b/>
+            <w:bCs/>
+            <w:color w:val="0A66C2"/>
+            <w:sz w:val="21"/>
+            <w:szCs w:val="21"/>
+            <w:bdr w:val="none" w:sz="0" w:space="0" w:color="auto" w:frame="1"/>
+          </w:rPr>
+          <w:t>#PySpark</w:t>
+        </w:r>
+        <w:proofErr w:type="spellEnd"/>
+      </w:hyperlink>
+      <w:r>
+        <w:rPr>
+          <w:rStyle w:val="white-space-pre"/>
+          <w:rFonts w:ascii="Segoe UI" w:hAnsi="Segoe UI" w:cs="Segoe UI"/>
+          <w:sz w:val="21"/>
+          <w:szCs w:val="21"/>
+        </w:rPr>
+        <w:t xml:space="preserve"> </w:t>
+      </w:r>
+      <w:hyperlink r:id="rId18" w:history="1">
+        <w:proofErr w:type="spellStart"/>
+        <w:r>
+          <w:rPr>
+            <w:rStyle w:val="visually-hidden"/>
+            <w:rFonts w:ascii="Segoe UI" w:hAnsi="Segoe UI" w:cs="Segoe UI"/>
+            <w:b/>
+            <w:bCs/>
+            <w:color w:val="0A66C2"/>
+            <w:sz w:val="21"/>
+            <w:szCs w:val="21"/>
+            <w:u w:val="single"/>
+            <w:bdr w:val="none" w:sz="0" w:space="0" w:color="auto" w:frame="1"/>
+          </w:rPr>
+          <w:t>hashtag</w:t>
+        </w:r>
+        <w:r>
+          <w:rPr>
+            <w:rStyle w:val="Hyperlink"/>
+            <w:rFonts w:ascii="Segoe UI" w:hAnsi="Segoe UI" w:cs="Segoe UI"/>
+            <w:b/>
+            <w:bCs/>
+            <w:color w:val="0A66C2"/>
+            <w:sz w:val="21"/>
+            <w:szCs w:val="21"/>
+            <w:bdr w:val="none" w:sz="0" w:space="0" w:color="auto" w:frame="1"/>
+          </w:rPr>
+          <w:t>#Databricks</w:t>
+        </w:r>
+        <w:proofErr w:type="spellEnd"/>
+      </w:hyperlink>
+      <w:r>
+        <w:rPr>
+          <w:rStyle w:val="white-space-pre"/>
+          <w:rFonts w:ascii="Segoe UI" w:hAnsi="Segoe UI" w:cs="Segoe UI"/>
+          <w:sz w:val="21"/>
+          <w:szCs w:val="21"/>
+        </w:rPr>
+        <w:t xml:space="preserve"> </w:t>
+      </w:r>
+      <w:hyperlink r:id="rId19" w:history="1">
+        <w:proofErr w:type="spellStart"/>
+        <w:r>
+          <w:rPr>
+            <w:rStyle w:val="visually-hidden"/>
+            <w:rFonts w:ascii="Segoe UI" w:hAnsi="Segoe UI" w:cs="Segoe UI"/>
+            <w:b/>
+            <w:bCs/>
+            <w:color w:val="0A66C2"/>
+            <w:sz w:val="21"/>
+            <w:szCs w:val="21"/>
+            <w:u w:val="single"/>
+            <w:bdr w:val="none" w:sz="0" w:space="0" w:color="auto" w:frame="1"/>
+          </w:rPr>
+          <w:t>hashtag</w:t>
+        </w:r>
+        <w:r>
+          <w:rPr>
+            <w:rStyle w:val="Hyperlink"/>
+            <w:rFonts w:ascii="Segoe UI" w:hAnsi="Segoe UI" w:cs="Segoe UI"/>
+            <w:b/>
+            <w:bCs/>
+            <w:color w:val="0A66C2"/>
+            <w:sz w:val="21"/>
+            <w:szCs w:val="21"/>
+            <w:bdr w:val="none" w:sz="0" w:space="0" w:color="auto" w:frame="1"/>
+          </w:rPr>
+          <w:t>#Azure</w:t>
+        </w:r>
+        <w:proofErr w:type="spellEnd"/>
+      </w:hyperlink>
+      <w:r>
+        <w:rPr>
+          <w:rStyle w:val="white-space-pre"/>
+          <w:rFonts w:ascii="Segoe UI" w:hAnsi="Segoe UI" w:cs="Segoe UI"/>
+          <w:sz w:val="21"/>
+          <w:szCs w:val="21"/>
+        </w:rPr>
+        <w:t xml:space="preserve"> </w:t>
+      </w:r>
+      <w:hyperlink r:id="rId20" w:history="1">
+        <w:proofErr w:type="spellStart"/>
+        <w:r>
+          <w:rPr>
+            <w:rStyle w:val="visually-hidden"/>
+            <w:rFonts w:ascii="Segoe UI" w:hAnsi="Segoe UI" w:cs="Segoe UI"/>
+            <w:b/>
+            <w:bCs/>
+            <w:color w:val="0A66C2"/>
+            <w:sz w:val="21"/>
+            <w:szCs w:val="21"/>
+            <w:u w:val="single"/>
+            <w:bdr w:val="none" w:sz="0" w:space="0" w:color="auto" w:frame="1"/>
+          </w:rPr>
+          <w:t>hashtag</w:t>
+        </w:r>
+        <w:r>
+          <w:rPr>
+            <w:rStyle w:val="Hyperlink"/>
+            <w:rFonts w:ascii="Segoe UI" w:hAnsi="Segoe UI" w:cs="Segoe UI"/>
+            <w:b/>
+            <w:bCs/>
+            <w:color w:val="0A66C2"/>
+            <w:sz w:val="21"/>
+            <w:szCs w:val="21"/>
+            <w:bdr w:val="none" w:sz="0" w:space="0" w:color="auto" w:frame="1"/>
+          </w:rPr>
+          <w:t>#Analytics</w:t>
+        </w:r>
+        <w:proofErr w:type="spellEnd"/>
+      </w:hyperlink>
+      <w:r>
+        <w:rPr>
+          <w:rStyle w:val="white-space-pre"/>
+          <w:rFonts w:ascii="Segoe UI" w:hAnsi="Segoe UI" w:cs="Segoe UI"/>
+          <w:sz w:val="21"/>
+          <w:szCs w:val="21"/>
+        </w:rPr>
+        <w:t xml:space="preserve"> </w:t>
+      </w:r>
+      <w:hyperlink r:id="rId21" w:history="1">
+        <w:proofErr w:type="spellStart"/>
+        <w:r>
+          <w:rPr>
+            <w:rStyle w:val="visually-hidden"/>
+            <w:rFonts w:ascii="Segoe UI" w:hAnsi="Segoe UI" w:cs="Segoe UI"/>
+            <w:b/>
+            <w:bCs/>
+            <w:color w:val="0A66C2"/>
+            <w:sz w:val="21"/>
+            <w:szCs w:val="21"/>
+            <w:u w:val="single"/>
+            <w:bdr w:val="none" w:sz="0" w:space="0" w:color="auto" w:frame="1"/>
+          </w:rPr>
+          <w:t>hashtag</w:t>
+        </w:r>
+        <w:r>
+          <w:rPr>
+            <w:rStyle w:val="Hyperlink"/>
+            <w:rFonts w:ascii="Segoe UI" w:hAnsi="Segoe UI" w:cs="Segoe UI"/>
+            <w:b/>
+            <w:bCs/>
+            <w:color w:val="0A66C2"/>
+            <w:sz w:val="21"/>
+            <w:szCs w:val="21"/>
+            <w:bdr w:val="none" w:sz="0" w:space="0" w:color="auto" w:frame="1"/>
+          </w:rPr>
+          <w:t>#Database</w:t>
+        </w:r>
+        <w:proofErr w:type="spellEnd"/>
+      </w:hyperlink>
+      <w:r>
+        <w:rPr>
+          <w:rStyle w:val="white-space-pre"/>
+          <w:rFonts w:ascii="Segoe UI" w:hAnsi="Segoe UI" w:cs="Segoe UI"/>
+          <w:sz w:val="21"/>
+          <w:szCs w:val="21"/>
+        </w:rPr>
+        <w:t xml:space="preserve"> </w:t>
+      </w:r>
+      <w:hyperlink r:id="rId22" w:history="1">
+        <w:proofErr w:type="spellStart"/>
+        <w:r>
+          <w:rPr>
+            <w:rStyle w:val="visually-hidden"/>
+            <w:rFonts w:ascii="Segoe UI" w:hAnsi="Segoe UI" w:cs="Segoe UI"/>
+            <w:b/>
+            <w:bCs/>
+            <w:color w:val="0A66C2"/>
+            <w:sz w:val="21"/>
+            <w:szCs w:val="21"/>
+            <w:u w:val="single"/>
+            <w:bdr w:val="none" w:sz="0" w:space="0" w:color="auto" w:frame="1"/>
+          </w:rPr>
+          <w:t>hashtag</w:t>
+        </w:r>
+        <w:r>
+          <w:rPr>
+            <w:rStyle w:val="Hyperlink"/>
+            <w:rFonts w:ascii="Segoe UI" w:hAnsi="Segoe UI" w:cs="Segoe UI"/>
+            <w:b/>
+            <w:bCs/>
+            <w:color w:val="0A66C2"/>
+            <w:sz w:val="21"/>
+            <w:szCs w:val="21"/>
+            <w:bdr w:val="none" w:sz="0" w:space="0" w:color="auto" w:frame="1"/>
+          </w:rPr>
+          <w:t>#InterviewPreparation</w:t>
+        </w:r>
+        <w:proofErr w:type="spellEnd"/>
+      </w:hyperlink>
+    </w:p>
+    <w:p>
+      <w:pPr>
+        <w:shd w:val="clear" w:color="auto" w:fill="FFFFFF"/>
+        <w:spacing w:after="0" w:line="240" w:lineRule="auto"/>
+      </w:pPr>
     </w:p>
     <w:p>
       <w:pPr>
@@ -3535,6 +6264,7 @@
     <w:lsdException w:name="HTML Sample" w:semiHidden="1" w:unhideWhenUsed="1"/>
     <w:lsdException w:name="HTML Typewriter" w:semiHidden="1" w:unhideWhenUsed="1"/>
     <w:lsdException w:name="HTML Variable" w:semiHidden="1" w:unhideWhenUsed="1"/>
+    <w:lsdException w:name="Normal Table" w:semiHidden="1" w:unhideWhenUsed="1"/>
     <w:lsdException w:name="annotation subject" w:semiHidden="1" w:unhideWhenUsed="1"/>
     <w:lsdException w:name="No List" w:semiHidden="1" w:unhideWhenUsed="1"/>
     <w:lsdException w:name="Outline List 1" w:semiHidden="1" w:unhideWhenUsed="1"/>
@@ -3577,8 +6307,11 @@
     <w:lsdException w:name="Table Contemporary" w:semiHidden="1" w:unhideWhenUsed="1"/>
     <w:lsdException w:name="Table Elegant" w:semiHidden="1" w:unhideWhenUsed="1"/>
     <w:lsdException w:name="Table Professional" w:semiHidden="1" w:unhideWhenUsed="1"/>
+    <w:lsdException w:name="Table Subtle 1" w:semiHidden="1" w:unhideWhenUsed="1"/>
     <w:lsdException w:name="Table Subtle 2" w:semiHidden="1" w:unhideWhenUsed="1"/>
     <w:lsdException w:name="Table Web 1" w:semiHidden="1" w:unhideWhenUsed="1"/>
+    <w:lsdException w:name="Table Web 2" w:semiHidden="1" w:unhideWhenUsed="1"/>
+    <w:lsdException w:name="Table Web 3" w:semiHidden="1" w:unhideWhenUsed="1"/>
     <w:lsdException w:name="Balloon Text" w:semiHidden="1" w:unhideWhenUsed="1"/>
     <w:lsdException w:name="Table Grid" w:uiPriority="39"/>
     <w:lsdException w:name="Table Theme" w:semiHidden="1" w:unhideWhenUsed="1"/>
